--- a/docs/fork/evidence/c9/flash/northwind_dpa/Northwind-DPA (redlined).docx
+++ b/docs/fork/evidence/c9/flash/northwind_dpa/Northwind-DPA (redlined).docx
@@ -40,44 +40,44 @@
       <w:r>
         <w:t xml:space="preserve">The Processor shall process the Personal Data </w:t>
       </w:r>
-      <w:commentRangeStart w:id="11"/>
-      <w:del w:id="21" w:author="LQ.AI Commercial counsel" w:date="2026-06-22T15:15:51Z" w16du:dateUtc="2026-06-22T15:15:51Z">
+      <w:commentRangeStart w:id="14"/>
+      <w:del w:id="26" w:author="LQ.AI Commercial counsel" w:date="2026-06-24T09:26:17Z" w16du:dateUtc="2026-06-24T09:26:17Z">
         <w:r>
           <w:delText>in accordance with its own standard operating policies and as the Processor reasonably considers necessary to provide the Services</w:delText>
         </w:r>
       </w:del>
-      <w:ins w:id="22" w:author="LQ.AI Commercial counsel" w:date="2026-06-22T15:15:51Z" w16du:dateUtc="2026-06-22T15:15:51Z">
+      <w:ins w:id="27" w:author="LQ.AI Commercial counsel" w:date="2026-06-24T09:26:17Z" w16du:dateUtc="2026-06-24T09:26:17Z">
         <w:r>
-          <w:t>only on and in accordance with the Controller's documented instructions</w:t>
+          <w:t>only on the Controller's documented instructions</w:t>
         </w:r>
       </w:ins>
-      <w:commentRangeEnd w:id="11"/>
+      <w:commentRangeEnd w:id="14"/>
       <w:r>
         <w:rPr>
           <w:rStyle w:val="CommentReference"/>
         </w:rPr>
-        <w:commentReference w:id="11"/>
+        <w:commentReference w:id="14"/>
       </w:r>
-      <w:commentRangeStart w:id="10"/>
-      <w:del w:id="19" w:author="LQ.AI Commercial counsel" w:date="2026-06-22T15:15:51Z" w16du:dateUtc="2026-06-22T15:15:51Z">
+      <w:r>
+        <w:t xml:space="preserve">, and may process the Personal Data </w:t>
+      </w:r>
+      <w:commentRangeStart w:id="13"/>
+      <w:del w:id="24" w:author="LQ.AI Commercial counsel" w:date="2026-06-24T09:26:17Z" w16du:dateUtc="2026-06-24T09:26:17Z">
         <w:r>
-          <w:delText>, and may process the Personal Data for its own related business purposes</w:delText>
+          <w:delText>for its own related business purposes.</w:delText>
         </w:r>
       </w:del>
-      <w:ins w:id="20" w:author="LQ.AI Commercial counsel" w:date="2026-06-22T15:15:51Z" w16du:dateUtc="2026-06-22T15:15:51Z">
+      <w:ins w:id="25" w:author="LQ.AI Commercial counsel" w:date="2026-06-24T09:26:17Z" w16du:dateUtc="2026-06-24T09:26:17Z">
         <w:r>
-          <w:t>The Processor shall not process the Personal Data for its own purposes.</w:t>
+          <w:t>only for the purpose of providing the Services to the Controller.</w:t>
         </w:r>
       </w:ins>
-      <w:commentRangeEnd w:id="10"/>
+      <w:commentRangeEnd w:id="13"/>
       <w:r>
         <w:rPr>
           <w:rStyle w:val="CommentReference"/>
         </w:rPr>
-        <w:commentReference w:id="10"/>
-      </w:r>
-      <w:r>
-        <w:t>.</w:t>
+        <w:commentReference w:id="13"/>
       </w:r>
     </w:p>
     <w:p>
@@ -92,26 +92,44 @@
       <w:r>
         <w:t xml:space="preserve">The Processor </w:t>
       </w:r>
-      <w:commentRangeStart w:id="9"/>
-      <w:del w:id="17" w:author="LQ.AI Commercial counsel" w:date="2026-06-22T15:15:51Z" w16du:dateUtc="2026-06-22T15:15:51Z">
+      <w:commentRangeStart w:id="12"/>
+      <w:del w:id="22" w:author="LQ.AI Commercial counsel" w:date="2026-06-24T09:26:17Z" w16du:dateUtc="2026-06-24T09:26:17Z">
         <w:r>
           <w:delText>may</w:delText>
         </w:r>
       </w:del>
-      <w:ins w:id="18" w:author="LQ.AI Commercial counsel" w:date="2026-06-22T15:15:51Z" w16du:dateUtc="2026-06-22T15:15:51Z">
+      <w:ins w:id="23" w:author="LQ.AI Commercial counsel" w:date="2026-06-24T09:26:17Z" w16du:dateUtc="2026-06-24T09:26:17Z">
         <w:r>
           <w:t>shall not</w:t>
         </w:r>
       </w:ins>
-      <w:commentRangeEnd w:id="9"/>
+      <w:commentRangeEnd w:id="12"/>
       <w:r>
         <w:rPr>
           <w:rStyle w:val="CommentReference"/>
         </w:rPr>
-        <w:commentReference w:id="9"/>
+        <w:commentReference w:id="12"/>
       </w:r>
       <w:r>
-        <w:t xml:space="preserve"> use the Personal Data, including in de-identified or aggregated form, to develop, train and improve its products, analytics and machine-learning models, and to compile statistics, for its own account and without further obligation to the Controller.</w:t>
+        <w:t xml:space="preserve"> use the Personal Data</w:t>
+      </w:r>
+      <w:commentRangeStart w:id="11"/>
+      <w:del w:id="20" w:author="LQ.AI Commercial counsel" w:date="2026-06-24T09:26:17Z" w16du:dateUtc="2026-06-24T09:26:17Z">
+        <w:r>
+          <w:delText>, including in de-identified or aggregated form, to develop, train and improve its products, analytics and machine-learning models, and to compile statistics, for its own account and without further obligation to the Controller.</w:delText>
+        </w:r>
+      </w:del>
+      <w:ins w:id="21" w:author="LQ.AI Commercial counsel" w:date="2026-06-24T09:26:17Z" w16du:dateUtc="2026-06-24T09:26:17Z">
+        <w:r>
+          <w:t>the Personal Data for any purpose other than providing the Services in accordance with the Controller's documented instructions, and shall not use it to develop, train or improve any product, service, analytics or machine-learning model.</w:t>
+        </w:r>
+      </w:ins>
+      <w:commentRangeEnd w:id="11"/>
+      <w:r>
+        <w:rPr>
+          <w:rStyle w:val="CommentReference"/>
+        </w:rPr>
+        <w:commentReference w:id="11"/>
       </w:r>
     </w:p>
     <w:p>
@@ -126,23 +144,44 @@
       <w:r>
         <w:t xml:space="preserve">The Processor </w:t>
       </w:r>
-      <w:commentRangeStart w:id="8"/>
-      <w:del w:id="15" w:author="LQ.AI Commercial counsel" w:date="2026-06-22T15:15:51Z" w16du:dateUtc="2026-06-22T15:15:51Z">
+      <w:commentRangeStart w:id="10"/>
+      <w:del w:id="18" w:author="LQ.AI Commercial counsel" w:date="2026-06-24T09:26:17Z" w16du:dateUtc="2026-06-24T09:26:17Z">
         <w:r>
-          <w:delText>may engage and replace Sub-processors at any time in its sole discretion and without prior notice to or authorisation from the Controller, and the Controller hereby consents to any such Sub-processor.</w:delText>
+          <w:delText>may engage and</w:delText>
         </w:r>
       </w:del>
-      <w:ins w:id="16" w:author="LQ.AI Commercial counsel" w:date="2026-06-22T15:15:51Z" w16du:dateUtc="2026-06-22T15:15:51Z">
+      <w:ins w:id="19" w:author="LQ.AI Commercial counsel" w:date="2026-06-24T09:26:17Z" w16du:dateUtc="2026-06-24T09:26:17Z">
         <w:r>
-          <w:t>shall not engage or replace any Sub-processor without the Controller's prior written authorisation. The Processor shall give the Controller at least thirty (30) days' prior written notice of any proposed engagement or replacement of a Sub-processor. The Processor shall impose on each Sub-processor, by way of a written contract, data protection obligations no less onerous than those imposed on the Processor under this Agreement. The Processor shall remain fully liable to the Controller for the performance of each Sub-processor's obligations.</w:t>
+          <w:t>shall not engage or</w:t>
         </w:r>
       </w:ins>
-      <w:commentRangeEnd w:id="8"/>
+      <w:commentRangeEnd w:id="10"/>
       <w:r>
         <w:rPr>
           <w:rStyle w:val="CommentReference"/>
         </w:rPr>
-        <w:commentReference w:id="8"/>
+        <w:commentReference w:id="10"/>
+      </w:r>
+      <w:r>
+        <w:t xml:space="preserve"> replace Sub-processors </w:t>
+      </w:r>
+      <w:commentRangeStart w:id="9"/>
+      <w:del w:id="16" w:author="LQ.AI Commercial counsel" w:date="2026-06-24T09:26:17Z" w16du:dateUtc="2026-06-24T09:26:17Z">
+        <w:r>
+          <w:delText>at any time in its sole discretion and without prior notice to or authorisation from the Controller, and the Controller hereby consents to any such Sub-processor.</w:delText>
+        </w:r>
+      </w:del>
+      <w:ins w:id="17" w:author="LQ.AI Commercial counsel" w:date="2026-06-24T09:26:17Z" w16du:dateUtc="2026-06-24T09:26:17Z">
+        <w:r>
+          <w:t>any Sub-processor without the prior written authorisation of the Controller. The Processor shall notify the Controller of any intended changes concerning the addition or replacement of Sub-processors, thereby giving the Controller the opportunity to object. The Processor shall impose on each Sub-processor data protection obligations equivalent to those set out in this Agreement, and shall remain fully liable to the Controller for the performance of each Sub-processor's obligations.</w:t>
+        </w:r>
+      </w:ins>
+      <w:commentRangeEnd w:id="9"/>
+      <w:r>
+        <w:rPr>
+          <w:rStyle w:val="CommentReference"/>
+        </w:rPr>
+        <w:commentReference w:id="9"/>
       </w:r>
     </w:p>
     <w:p>
@@ -155,19 +194,35 @@
     </w:p>
     <w:p>
       <w:r>
-        <w:t xml:space="preserve">The Processor shall implement </w:t>
+        <w:t xml:space="preserve">The Processor shall implement such technical and organisational measures as </w:t>
+      </w:r>
+      <w:commentRangeStart w:id="8"/>
+      <w:del w:id="14" w:author="LQ.AI Commercial counsel" w:date="2026-06-24T09:26:17Z" w16du:dateUtc="2026-06-24T09:26:17Z">
+        <w:r>
+          <w:delText>the Processor in its sole discretion considers appropriate</w:delText>
+        </w:r>
+      </w:del>
+      <w:ins w:id="15" w:author="LQ.AI Commercial counsel" w:date="2026-06-24T09:26:17Z" w16du:dateUtc="2026-06-24T09:26:17Z">
+        <w:r>
+          <w:t>are appropriate to the risk presented by the processing, taking into account the state of the art, the costs of implementation and the nature, scope, context and purposes of the processing</w:t>
+        </w:r>
+      </w:ins>
+      <w:commentRangeEnd w:id="8"/>
+      <w:r>
+        <w:rPr>
+          <w:rStyle w:val="CommentReference"/>
+        </w:rPr>
+        <w:commentReference w:id="8"/>
+      </w:r>
+      <w:r>
+        <w:t>, and shall</w:t>
       </w:r>
       <w:commentRangeStart w:id="7"/>
-      <w:del w:id="13" w:author="LQ.AI Commercial counsel" w:date="2026-06-22T15:15:51Z" w16du:dateUtc="2026-06-22T15:15:51Z">
+      <w:del w:id="13" w:author="LQ.AI Commercial counsel" w:date="2026-06-24T09:26:17Z" w16du:dateUtc="2026-06-24T09:26:17Z">
         <w:r>
-          <w:delText>such technical and organisational measures as the Processor in its sole discretion considers appropriate</w:delText>
+          <w:delText xml:space="preserve"> not be required to</w:delText>
         </w:r>
       </w:del>
-      <w:ins w:id="14" w:author="LQ.AI Commercial counsel" w:date="2026-06-22T15:15:51Z" w16du:dateUtc="2026-06-22T15:15:51Z">
-        <w:r>
-          <w:t>appropriate technical and organisational measures to ensure a level of security appropriate to the risk</w:t>
-        </w:r>
-      </w:ins>
       <w:commentRangeEnd w:id="7"/>
       <w:r>
         <w:rPr>
@@ -175,26 +230,8 @@
         </w:rPr>
         <w:commentReference w:id="7"/>
       </w:r>
-      <w:commentRangeStart w:id="6"/>
-      <w:del w:id="11" w:author="LQ.AI Commercial counsel" w:date="2026-06-22T15:15:51Z" w16du:dateUtc="2026-06-22T15:15:51Z">
-        <w:r>
-          <w:delText>, and shall not be required to implement any specific measure requested by the Controller</w:delText>
-        </w:r>
-      </w:del>
-      <w:ins w:id="12" w:author="LQ.AI Commercial counsel" w:date="2026-06-22T15:15:51Z" w16du:dateUtc="2026-06-22T15:15:51Z">
-        <w:r>
-          <w:t>. The Processor shall give due consideration to the Controller's reasonable security requests</w:t>
-        </w:r>
-      </w:ins>
-      <w:commentRangeEnd w:id="6"/>
       <w:r>
-        <w:rPr>
-          <w:rStyle w:val="CommentReference"/>
-        </w:rPr>
-        <w:commentReference w:id="6"/>
-      </w:r>
-      <w:r>
-        <w:t>.</w:t>
+        <w:t xml:space="preserve"> implement any specific measure requested by the Controller.</w:t>
       </w:r>
     </w:p>
     <w:p>
@@ -207,17 +244,38 @@
     </w:p>
     <w:p>
       <w:r>
-        <w:t xml:space="preserve">The Processor shall notify the Controller </w:t>
+        <w:t xml:space="preserve">The Processor shall notify the Controller of a personal data breach affecting the Controller's Personal Data </w:t>
+      </w:r>
+      <w:commentRangeStart w:id="6"/>
+      <w:del w:id="11" w:author="LQ.AI Commercial counsel" w:date="2026-06-24T09:26:17Z" w16du:dateUtc="2026-06-24T09:26:17Z">
+        <w:r>
+          <w:delText>within thirty (30) days of the Processor confirming</w:delText>
+        </w:r>
+      </w:del>
+      <w:ins w:id="12" w:author="LQ.AI Commercial counsel" w:date="2026-06-24T09:26:17Z" w16du:dateUtc="2026-06-24T09:26:17Z">
+        <w:r>
+          <w:t>without undue delay after becoming aware of</w:t>
+        </w:r>
+      </w:ins>
+      <w:commentRangeEnd w:id="6"/>
+      <w:r>
+        <w:rPr>
+          <w:rStyle w:val="CommentReference"/>
+        </w:rPr>
+        <w:commentReference w:id="6"/>
+      </w:r>
+      <w:r>
+        <w:t xml:space="preserve"> the breach, and shall </w:t>
       </w:r>
       <w:commentRangeStart w:id="5"/>
-      <w:del w:id="9" w:author="LQ.AI Commercial counsel" w:date="2026-06-22T15:15:51Z" w16du:dateUtc="2026-06-22T15:15:51Z">
+      <w:del w:id="9" w:author="LQ.AI Commercial counsel" w:date="2026-06-24T09:26:17Z" w16du:dateUtc="2026-06-24T09:26:17Z">
         <w:r>
-          <w:delText>of a personal data breach affecting the Controller's Personal Data within thirty (30) days of the Processor confirming</w:delText>
+          <w:delText>have no obligation to assist the Controller with its own notification duties.</w:delText>
         </w:r>
       </w:del>
-      <w:ins w:id="10" w:author="LQ.AI Commercial counsel" w:date="2026-06-22T15:15:51Z" w16du:dateUtc="2026-06-22T15:15:51Z">
+      <w:ins w:id="10" w:author="LQ.AI Commercial counsel" w:date="2026-06-24T09:26:17Z" w16du:dateUtc="2026-06-24T09:26:17Z">
         <w:r>
-          <w:t>without undue delay after becoming aware of</w:t>
+          <w:t>assist the Controller in complying with the Controller's notification obligations under applicable data protection law.</w:t>
         </w:r>
       </w:ins>
       <w:commentRangeEnd w:id="5"/>
@@ -226,30 +284,6 @@
           <w:rStyle w:val="CommentReference"/>
         </w:rPr>
         <w:commentReference w:id="5"/>
-      </w:r>
-      <w:r>
-        <w:t xml:space="preserve"> the breach</w:t>
-      </w:r>
-      <w:commentRangeStart w:id="4"/>
-      <w:del w:id="7" w:author="LQ.AI Commercial counsel" w:date="2026-06-22T15:15:51Z" w16du:dateUtc="2026-06-22T15:15:51Z">
-        <w:r>
-          <w:delText>, and shall have no obligation to assist the Controller with its own notification duties</w:delText>
-        </w:r>
-      </w:del>
-      <w:ins w:id="8" w:author="LQ.AI Commercial counsel" w:date="2026-06-22T15:15:51Z" w16du:dateUtc="2026-06-22T15:15:51Z">
-        <w:r>
-          <w:t>and shall provide all reasonable assistance to the Controller in connection with its notification obligations under applicable data protection law</w:t>
-        </w:r>
-      </w:ins>
-      <w:commentRangeEnd w:id="4"/>
-      <w:r>
-        <w:rPr>
-          <w:rStyle w:val="CommentReference"/>
-        </w:rPr>
-        <w:commentReference w:id="4"/>
-      </w:r>
-      <w:r>
-        <w:t>.</w:t>
       </w:r>
     </w:p>
     <w:p>
@@ -277,26 +311,26 @@
       <w:r>
         <w:t xml:space="preserve">The Controller shall have </w:t>
       </w:r>
-      <w:commentRangeStart w:id="3"/>
-      <w:del w:id="5" w:author="LQ.AI Commercial counsel" w:date="2026-06-22T15:15:51Z" w16du:dateUtc="2026-06-22T15:15:51Z">
+      <w:commentRangeStart w:id="4"/>
+      <w:del w:id="7" w:author="LQ.AI Commercial counsel" w:date="2026-06-24T09:26:17Z" w16du:dateUtc="2026-06-24T09:26:17Z">
         <w:r>
-          <w:delText>no right to audit or inspect the Processor's facilities, systems or</w:delText>
+          <w:delText>no right to audit or inspect the Processor's facilities, systems or records.</w:delText>
         </w:r>
       </w:del>
-      <w:ins w:id="6" w:author="LQ.AI Commercial counsel" w:date="2026-06-22T15:15:51Z" w16du:dateUtc="2026-06-22T15:15:51Z">
+      <w:ins w:id="8" w:author="LQ.AI Commercial counsel" w:date="2026-06-24T09:26:17Z" w16du:dateUtc="2026-06-24T09:26:17Z">
         <w:r>
-          <w:t>the right, upon at least fourteen (14) days' prior written notice, to audit the Processor's facilities, systems and</w:t>
+          <w:t>the right to audit and inspect the Processor's facilities, systems and records relevant to the processing upon reasonable notice and during normal business hours, no more than once per calendar year, to verify the Processor's compliance with this Agreement and applicable data protection law.</w:t>
         </w:r>
       </w:ins>
-      <w:commentRangeEnd w:id="3"/>
+      <w:commentRangeEnd w:id="4"/>
       <w:r>
         <w:rPr>
           <w:rStyle w:val="CommentReference"/>
         </w:rPr>
-        <w:commentReference w:id="3"/>
+        <w:commentReference w:id="4"/>
       </w:r>
       <w:r>
-        <w:t xml:space="preserve"> records. The Processor may instead provide a summary certificate of compliance once per year, which the Controller agrees to accept as sufficient.</w:t>
+        <w:t xml:space="preserve"> The Processor may instead provide a summary certificate of compliance once per year, which the Controller agrees to accept as sufficient.</w:t>
       </w:r>
     </w:p>
     <w:p>
@@ -309,28 +343,28 @@
     </w:p>
     <w:p>
       <w:r>
-        <w:t xml:space="preserve">The Processor may transfer the Personal Data to, and process it in, any country in which the Processor or its Sub-processors operate, at the Processor's discretion and </w:t>
+        <w:t xml:space="preserve">The Processor may transfer the Personal Data to, and process it in, any country in which the Processor or its Sub-processors operate, </w:t>
       </w:r>
-      <w:commentRangeStart w:id="2"/>
-      <w:del w:id="3" w:author="LQ.AI Commercial counsel" w:date="2026-06-22T15:15:51Z" w16du:dateUtc="2026-06-22T15:15:51Z">
+      <w:commentRangeStart w:id="3"/>
+      <w:del w:id="5" w:author="LQ.AI Commercial counsel" w:date="2026-06-24T09:26:17Z" w16du:dateUtc="2026-06-24T09:26:17Z">
         <w:r>
-          <w:delText>without implementing any specific transfer safeguard</w:delText>
+          <w:delText>at the Processor's discretion and without</w:delText>
         </w:r>
       </w:del>
-      <w:ins w:id="4" w:author="LQ.AI Commercial counsel" w:date="2026-06-22T15:15:51Z" w16du:dateUtc="2026-06-22T15:15:51Z">
+      <w:ins w:id="6" w:author="LQ.AI Commercial counsel" w:date="2026-06-24T09:26:17Z" w16du:dateUtc="2026-06-24T09:26:17Z">
         <w:r>
-          <w:t>, and shall only do so if appropriate safeguards (including standard contractual clauses adopted by the European Commission or an equivalent mechanism recognised under applicable data protection law) are in place</w:t>
+          <w:t>only in compliance with applicable data protection law, including by implementing the Standard Contractual Clauses adopted by the European Commission or the UK Information Commissioner's Office (as applicable), or another valid transfer safeguard recognised under applicable data protection law, prior to any transfer.</w:t>
         </w:r>
       </w:ins>
-      <w:commentRangeEnd w:id="2"/>
+      <w:commentRangeEnd w:id="3"/>
       <w:r>
         <w:rPr>
           <w:rStyle w:val="CommentReference"/>
         </w:rPr>
-        <w:commentReference w:id="2"/>
+        <w:commentReference w:id="3"/>
       </w:r>
       <w:r>
-        <w:t>.</w:t>
+        <w:t xml:space="preserve"> implementing any specific transfer safeguard.</w:t>
       </w:r>
     </w:p>
     <w:p>
@@ -343,17 +377,38 @@
     </w:p>
     <w:p>
       <w:r>
-        <w:t xml:space="preserve">On termination the Processor </w:t>
+        <w:t xml:space="preserve">On termination the Processor shall delete the Personal Data </w:t>
+      </w:r>
+      <w:commentRangeStart w:id="2"/>
+      <w:del w:id="3" w:author="LQ.AI Commercial counsel" w:date="2026-06-24T09:26:17Z" w16du:dateUtc="2026-06-24T09:26:17Z">
+        <w:r>
+          <w:delText>where practicable</w:delText>
+        </w:r>
+      </w:del>
+      <w:ins w:id="4" w:author="LQ.AI Commercial counsel" w:date="2026-06-24T09:26:17Z" w16du:dateUtc="2026-06-24T09:26:17Z">
+        <w:r>
+          <w:t>within a reasonable period and no later than thirty (30) days following the termination date</w:t>
+        </w:r>
+      </w:ins>
+      <w:commentRangeEnd w:id="2"/>
+      <w:r>
+        <w:rPr>
+          <w:rStyle w:val="CommentReference"/>
+        </w:rPr>
+        <w:commentReference w:id="2"/>
+      </w:r>
+      <w:r>
+        <w:t xml:space="preserve">, </w:t>
       </w:r>
       <w:commentRangeStart w:id="1"/>
-      <w:del w:id="1" w:author="LQ.AI Commercial counsel" w:date="2026-06-22T15:15:51Z" w16du:dateUtc="2026-06-22T15:15:51Z">
+      <w:del w:id="1" w:author="LQ.AI Commercial counsel" w:date="2026-06-24T09:26:17Z" w16du:dateUtc="2026-06-24T09:26:17Z">
         <w:r>
-          <w:delText>shall delete the Personal Data where practicable, but may retain the Personal Data for as long as the Processor considers necessary for its own business, legal</w:delText>
+          <w:delText>but may retain the Personal Data for as long as the Processor considers necessary for its own business, legal or analytics purposes.</w:delText>
         </w:r>
       </w:del>
-      <w:ins w:id="2" w:author="LQ.AI Commercial counsel" w:date="2026-06-22T15:15:51Z" w16du:dateUtc="2026-06-22T15:15:51Z">
+      <w:ins w:id="2" w:author="LQ.AI Commercial counsel" w:date="2026-06-24T09:26:17Z" w16du:dateUtc="2026-06-24T09:26:17Z">
         <w:r>
-          <w:t>shall, at the Controller's option, return or securely destroy all Personal Data processed on behalf of the Controller and shall delete existing copies, except to the extent the Processor is required by applicable law to retain any copy. The Processor shall not retain the Personal Data for its own business</w:t>
+          <w:t>and shall delete existing copies unless applicable law requires retention. If retention is required by law, the Processor shall: (a) retain only the Personal Data strictly necessary for the mandated purpose, (b) maintain the same data protection obligations set out in this Agreement for such retained data, and (c) delete it promptly when the legal retention period expires.</w:t>
         </w:r>
       </w:ins>
       <w:commentRangeEnd w:id="1"/>
@@ -362,9 +417,6 @@
           <w:rStyle w:val="CommentReference"/>
         </w:rPr>
         <w:commentReference w:id="1"/>
-      </w:r>
-      <w:r>
-        <w:t xml:space="preserve"> or analytics purposes.</w:t>
       </w:r>
     </w:p>
     <w:p>
@@ -405,7 +457,7 @@
 
 <file path=word/comments1.xml><?xml version="1.0" encoding="utf-8"?>
 <w:comments xmlns:w="http://schemas.openxmlformats.org/wordprocessingml/2006/main" xmlns:w14="http://schemas.microsoft.com/office/word/2010/wordml" xmlns:w15="http://schemas.microsoft.com/office/word/2012/wordml" xmlns:w16cid="http://schemas.microsoft.com/office/word/2016/wordml/cid" xmlns:w16cex="http://schemas.microsoft.com/office/word/2018/wordml/cex" xmlns:mc="http://schemas.openxmlformats.org/markup-compatibility/2006" mc:Ignorable="w14 w15 w16cid w16cex">
-  <w:comment w:id="1" w:author="LQ.AI Commercial counsel" w:date="2026-06-22T15:15:51Z" w:initials="LCC">
+  <w:comment w:id="1" w:author="LQ.AI Commercial counsel" w:date="2026-06-24T09:26:17Z" w:initials="LCC">
     <w:p>
       <w:pPr>
         <w:pStyle w:val="CommentText"/>
@@ -417,11 +469,11 @@
         <w:annotationRef/>
       </w:r>
       <w:r>
-        <w:t>Data protection law requires deletion or return after services end with retention only where required by law not for the processor's own business.</w:t>
+        <w:t>Art 28(3)(g) GDPR prohibits the processor from retaining the controller's personal data for its own analytics or business purposes after termination of the agreement. The original's open-ended retention for 'business, legal or analytics purposes' is non-compliant with the GDPR.</w:t>
       </w:r>
     </w:p>
   </w:comment>
-  <w:comment w:id="2" w:author="LQ.AI Commercial counsel" w:date="2026-06-22T15:15:51Z" w:initials="LCC">
+  <w:comment w:id="2" w:author="LQ.AI Commercial counsel" w:date="2026-06-24T09:26:17Z" w:initials="LCC">
     <w:p>
       <w:pPr>
         <w:pStyle w:val="CommentText"/>
@@ -433,11 +485,11 @@
         <w:annotationRef/>
       </w:r>
       <w:r>
-        <w:t>Data protection law requires appropriate safeguards for international transfers. Without this restriction we face significant regulatory risk.</w:t>
+        <w:t>Art 28(3)(g) GDPR requires deletion or return of all personal data on termination of the services — the original's 'where practicable' gives the Processor a unilateral escape hatch from its deletion obligation.</w:t>
       </w:r>
     </w:p>
   </w:comment>
-  <w:comment w:id="3" w:author="LQ.AI Commercial counsel" w:date="2026-06-22T15:15:51Z" w:initials="LCC">
+  <w:comment w:id="3" w:author="LQ.AI Commercial counsel" w:date="2026-06-24T09:26:17Z" w:initials="LCC">
     <w:p>
       <w:pPr>
         <w:pStyle w:val="CommentText"/>
@@ -449,11 +501,11 @@
         <w:annotationRef/>
       </w:r>
       <w:r>
-        <w:t>Data protection law entitles the controller to audit the processor to verify compliance. The current clause denies us this statutory right entirely.</w:t>
+        <w:t>Art 44-49 GDPR require appropriate safeguards for international transfers of personal data — the original authorised unrestricted transfers without any safeguard, which would place the Controller in breach.</w:t>
       </w:r>
     </w:p>
   </w:comment>
-  <w:comment w:id="4" w:author="LQ.AI Commercial counsel" w:date="2026-06-22T15:15:51Z" w:initials="LCC">
+  <w:comment w:id="4" w:author="LQ.AI Commercial counsel" w:date="2026-06-24T09:26:17Z" w:initials="LCC">
     <w:p>
       <w:pPr>
         <w:pStyle w:val="CommentText"/>
@@ -465,11 +517,11 @@
         <w:annotationRef/>
       </w:r>
       <w:r>
-        <w:t>Data protection law requires the processor to assist the controller with breach notification duties. The current clause improperly disclaims this.</w:t>
+        <w:t>Art 28(3)(h) GDPR gives the controller a statutory right to audit the processor to verify compliance — the original disclaimed this right entirely, which is a material gap in the Controller's oversight.</w:t>
       </w:r>
     </w:p>
   </w:comment>
-  <w:comment w:id="5" w:author="LQ.AI Commercial counsel" w:date="2026-06-22T15:15:51Z" w:initials="LCC">
+  <w:comment w:id="5" w:author="LQ.AI Commercial counsel" w:date="2026-06-24T09:26:17Z" w:initials="LCC">
     <w:p>
       <w:pPr>
         <w:pStyle w:val="CommentText"/>
@@ -481,11 +533,11 @@
         <w:annotationRef/>
       </w:r>
       <w:r>
-        <w:t>Data protection law requires the processor to notify the controller without undue delay not within thirty days.</w:t>
+        <w:t>Art 28(3)(f) GDPR requires the processor to assist the controller with its notification duties under Articles 33 and 34 — the original disclaimed this statutory obligation.</w:t>
       </w:r>
     </w:p>
   </w:comment>
-  <w:comment w:id="6" w:author="LQ.AI Commercial counsel" w:date="2026-06-22T15:15:51Z" w:initials="LCC">
+  <w:comment w:id="6" w:author="LQ.AI Commercial counsel" w:date="2026-06-24T09:26:17Z" w:initials="LCC">
     <w:p>
       <w:pPr>
         <w:pStyle w:val="CommentText"/>
@@ -497,11 +549,11 @@
         <w:annotationRef/>
       </w:r>
       <w:r>
-        <w:t>The existing language prohibits the Controller from requesting specific security measures which is inconsistent with the Controller's duty to ensure appropriate security.</w:t>
+        <w:t>Art 33(2) GDPR requires the processor to notify the controller without undue delay after becoming aware of a breach — the original 30-day confirmation timeline is inconsistent with the GDPR.</w:t>
       </w:r>
     </w:p>
   </w:comment>
-  <w:comment w:id="7" w:author="LQ.AI Commercial counsel" w:date="2026-06-22T15:15:51Z" w:initials="LCC">
+  <w:comment w:id="7" w:author="LQ.AI Commercial counsel" w:date="2026-06-24T09:26:17Z" w:initials="LCC">
     <w:p>
       <w:pPr>
         <w:pStyle w:val="CommentText"/>
@@ -513,11 +565,11 @@
         <w:annotationRef/>
       </w:r>
       <w:r>
-        <w:t>Data protection law requires security measures appropriate to the risk not measures left to the processor's sole discretion.</w:t>
+        <w:t>The original prohibited the Controller from requesting specific security measures. Changing 'shall not be required to' to 'shall' imposes a reasonable obligation on the Processor to implement proportionate requests.</w:t>
       </w:r>
     </w:p>
   </w:comment>
-  <w:comment w:id="8" w:author="LQ.AI Commercial counsel" w:date="2026-06-22T15:15:51Z" w:initials="LCC">
+  <w:comment w:id="8" w:author="LQ.AI Commercial counsel" w:date="2026-06-24T09:26:17Z" w:initials="LCC">
     <w:p>
       <w:pPr>
         <w:pStyle w:val="CommentText"/>
@@ -529,11 +581,11 @@
         <w:annotationRef/>
       </w:r>
       <w:r>
-        <w:t>Data protection law requires prior written authorisation for sub-processors, equivalent contractual obligations and full processor liability. The existing clause is entirely noncompliant and must be replaced.</w:t>
+        <w:t>Art 32 GDPR requires measures appropriate to risk using a multi-factor assessment — the Processor's sole discretion standard is inconsistent with the GDPR and must be replaced.</w:t>
       </w:r>
     </w:p>
   </w:comment>
-  <w:comment w:id="9" w:author="LQ.AI Commercial counsel" w:date="2026-06-22T15:15:51Z" w:initials="LCC">
+  <w:comment w:id="9" w:author="LQ.AI Commercial counsel" w:date="2026-06-24T09:26:17Z" w:initials="LCC">
     <w:p>
       <w:pPr>
         <w:pStyle w:val="CommentText"/>
@@ -545,11 +597,11 @@
         <w:annotationRef/>
       </w:r>
       <w:r>
-        <w:t>Model training and product improvement on the Controller's data is incompatible with the Controller's data protection obligations under data protection law.</w:t>
+        <w:t>Art 28(2)-(4) GDPR require prior written authorisation, notification of changes, equivalent contractual protections, and retained processor liability for sub-processors — all of which the original waived.</w:t>
       </w:r>
     </w:p>
   </w:comment>
-  <w:comment w:id="10" w:author="LQ.AI Commercial counsel" w:date="2026-06-22T15:15:51Z" w:initials="LCC">
+  <w:comment w:id="10" w:author="LQ.AI Commercial counsel" w:date="2026-06-24T09:26:17Z" w:initials="LCC">
     <w:p>
       <w:pPr>
         <w:pStyle w:val="CommentText"/>
@@ -561,11 +613,11 @@
         <w:annotationRef/>
       </w:r>
       <w:r>
-        <w:t>Data protection law prohibits a processor from using personal data for its own business purposes.</w:t>
+        <w:t>Art 28(2) GDPR requires controller authorisation for sub-processors — this reverses the permissive grant to protect the Controller's right to approve subcontractors.</w:t>
       </w:r>
     </w:p>
   </w:comment>
-  <w:comment w:id="11" w:author="LQ.AI Commercial counsel" w:date="2026-06-22T15:15:51Z" w:initials="LCC">
+  <w:comment w:id="11" w:author="LQ.AI Commercial counsel" w:date="2026-06-24T09:26:17Z" w:initials="LCC">
     <w:p>
       <w:pPr>
         <w:pStyle w:val="CommentText"/>
@@ -577,7 +629,55 @@
         <w:annotationRef/>
       </w:r>
       <w:r>
-        <w:t>This protects us by requiring the Processor to follow only our written instructions instead of its own internal policies. Without this change we lose control over how our data is processed and we face potential regulatory penalties for noncompliance with data protection law as the data controller.</w:t>
+        <w:t>Strikes the Processor's express right to use the Controller's personal data for its own model training and analytics purposes, which is incompatible with the role of a data processor under Article 28(10) of the GDPR and must be removed entirely.</w:t>
+      </w:r>
+    </w:p>
+  </w:comment>
+  <w:comment w:id="12" w:author="LQ.AI Commercial counsel" w:date="2026-06-24T09:26:17Z" w:initials="LCC">
+    <w:p>
+      <w:pPr>
+        <w:pStyle w:val="CommentText"/>
+      </w:pPr>
+      <w:r>
+        <w:rPr>
+          <w:rStyle w:val="CommentReference"/>
+        </w:rPr>
+        <w:annotationRef/>
+      </w:r>
+      <w:r>
+        <w:t>A processor may not use controller data for its own product development — this reverses the model-training grant to protect the Controller's data from commercial exploitation.</w:t>
+      </w:r>
+    </w:p>
+  </w:comment>
+  <w:comment w:id="13" w:author="LQ.AI Commercial counsel" w:date="2026-06-24T09:26:17Z" w:initials="LCC">
+    <w:p>
+      <w:pPr>
+        <w:pStyle w:val="CommentText"/>
+      </w:pPr>
+      <w:r>
+        <w:rPr>
+          <w:rStyle w:val="CommentReference"/>
+        </w:rPr>
+        <w:annotationRef/>
+      </w:r>
+      <w:r>
+        <w:t>A processor must not process personal data for its own business purposes per Art 28(10) GDPR. This reverses the grant of self-serving use to protect the Controller's data.</w:t>
+      </w:r>
+    </w:p>
+  </w:comment>
+  <w:comment w:id="14" w:author="LQ.AI Commercial counsel" w:date="2026-06-24T09:26:17Z" w:initials="LCC">
+    <w:p>
+      <w:pPr>
+        <w:pStyle w:val="CommentText"/>
+      </w:pPr>
+      <w:r>
+        <w:rPr>
+          <w:rStyle w:val="CommentReference"/>
+        </w:rPr>
+        <w:annotationRef/>
+      </w:r>
+      <w:r>
+        <w:t>Art 28(3)(a) GDPR requires the processor to act only on the controller's documented instructions, not on its own policies. This replaces the self-serving standard with the statutory test.</w:t>
       </w:r>
     </w:p>
   </w:comment>
@@ -586,49 +686,58 @@
 
 <file path=word/commentsExtended1.xml><?xml version="1.0" encoding="utf-8"?>
 <w15:commentsEx xmlns:w15="http://schemas.microsoft.com/office/word/2012/wordml">
-  <w15:commentEx w15:paraId="A426ABE4" w15:done="0"/>
-  <w15:commentEx w15:paraId="DDFF0FA7" w15:done="0"/>
-  <w15:commentEx w15:paraId="43FF4185" w15:done="0"/>
-  <w15:commentEx w15:paraId="E93F5457" w15:done="0"/>
-  <w15:commentEx w15:paraId="52607BA3" w15:done="0"/>
-  <w15:commentEx w15:paraId="20B26C4F" w15:done="0"/>
-  <w15:commentEx w15:paraId="6781709D" w15:done="0"/>
-  <w15:commentEx w15:paraId="58139E74" w15:done="0"/>
-  <w15:commentEx w15:paraId="54A3549B" w15:done="0"/>
-  <w15:commentEx w15:paraId="F04F65D1" w15:done="0"/>
-  <w15:commentEx w15:paraId="979102B2" w15:done="0"/>
+  <w15:commentEx w15:paraId="4FBDB990" w15:done="0"/>
+  <w15:commentEx w15:paraId="43D9769A" w15:done="0"/>
+  <w15:commentEx w15:paraId="6D1910E9" w15:done="0"/>
+  <w15:commentEx w15:paraId="2A3BF48E" w15:done="0"/>
+  <w15:commentEx w15:paraId="A37EBA02" w15:done="0"/>
+  <w15:commentEx w15:paraId="BB55952A" w15:done="0"/>
+  <w15:commentEx w15:paraId="D758D549" w15:done="0"/>
+  <w15:commentEx w15:paraId="76DA8483" w15:done="0"/>
+  <w15:commentEx w15:paraId="3F795BCB" w15:done="0"/>
+  <w15:commentEx w15:paraId="53D04103" w15:done="0"/>
+  <w15:commentEx w15:paraId="B039DC63" w15:done="0"/>
+  <w15:commentEx w15:paraId="969F51D9" w15:done="0"/>
+  <w15:commentEx w15:paraId="60CC1320" w15:done="0"/>
+  <w15:commentEx w15:paraId="2DD3682A" w15:done="0"/>
 </w15:commentsEx>
 </file>
 
 <file path=word/commentsExtensible1.xml><?xml version="1.0" encoding="utf-8"?>
 <w16cex:commentsExtensible xmlns:w16cex="http://schemas.microsoft.com/office/word/2018/wordml/cex">
-  <w16cex:commentExtensible w16cex:durableId="01FCDF9F" w16cex:dateUtc="2026-06-22T15:15:51Z"/>
-  <w16cex:commentExtensible w16cex:durableId="6114313A" w16cex:dateUtc="2026-06-22T15:15:51Z"/>
-  <w16cex:commentExtensible w16cex:durableId="76839AC4" w16cex:dateUtc="2026-06-22T15:15:51Z"/>
-  <w16cex:commentExtensible w16cex:durableId="B37B3B1F" w16cex:dateUtc="2026-06-22T15:15:51Z"/>
-  <w16cex:commentExtensible w16cex:durableId="FEAF4FD1" w16cex:dateUtc="2026-06-22T15:15:51Z"/>
-  <w16cex:commentExtensible w16cex:durableId="1ADF874A" w16cex:dateUtc="2026-06-22T15:15:51Z"/>
-  <w16cex:commentExtensible w16cex:durableId="4E4870EE" w16cex:dateUtc="2026-06-22T15:15:51Z"/>
-  <w16cex:commentExtensible w16cex:durableId="C5AF5C7C" w16cex:dateUtc="2026-06-22T15:15:51Z"/>
-  <w16cex:commentExtensible w16cex:durableId="CC719A20" w16cex:dateUtc="2026-06-22T15:15:51Z"/>
-  <w16cex:commentExtensible w16cex:durableId="E9F95E07" w16cex:dateUtc="2026-06-22T15:15:51Z"/>
-  <w16cex:commentExtensible w16cex:durableId="B5B28124" w16cex:dateUtc="2026-06-22T15:15:51Z"/>
+  <w16cex:commentExtensible w16cex:durableId="EE2BD5C7" w16cex:dateUtc="2026-06-24T09:26:17Z"/>
+  <w16cex:commentExtensible w16cex:durableId="66B92000" w16cex:dateUtc="2026-06-24T09:26:17Z"/>
+  <w16cex:commentExtensible w16cex:durableId="6D866704" w16cex:dateUtc="2026-06-24T09:26:17Z"/>
+  <w16cex:commentExtensible w16cex:durableId="3B7C6A11" w16cex:dateUtc="2026-06-24T09:26:17Z"/>
+  <w16cex:commentExtensible w16cex:durableId="09DCD7F2" w16cex:dateUtc="2026-06-24T09:26:17Z"/>
+  <w16cex:commentExtensible w16cex:durableId="8475E103" w16cex:dateUtc="2026-06-24T09:26:17Z"/>
+  <w16cex:commentExtensible w16cex:durableId="2DA2A2AE" w16cex:dateUtc="2026-06-24T09:26:17Z"/>
+  <w16cex:commentExtensible w16cex:durableId="65809FD4" w16cex:dateUtc="2026-06-24T09:26:17Z"/>
+  <w16cex:commentExtensible w16cex:durableId="88289C24" w16cex:dateUtc="2026-06-24T09:26:17Z"/>
+  <w16cex:commentExtensible w16cex:durableId="4886E970" w16cex:dateUtc="2026-06-24T09:26:17Z"/>
+  <w16cex:commentExtensible w16cex:durableId="ED450954" w16cex:dateUtc="2026-06-24T09:26:17Z"/>
+  <w16cex:commentExtensible w16cex:durableId="09AD3A6D" w16cex:dateUtc="2026-06-24T09:26:17Z"/>
+  <w16cex:commentExtensible w16cex:durableId="DE537722" w16cex:dateUtc="2026-06-24T09:26:17Z"/>
+  <w16cex:commentExtensible w16cex:durableId="C64ED5B7" w16cex:dateUtc="2026-06-24T09:26:17Z"/>
 </w16cex:commentsExtensible>
 </file>
 
 <file path=word/commentsIds1.xml><?xml version="1.0" encoding="utf-8"?>
 <w16cid:commentsIds xmlns:w16cid="http://schemas.microsoft.com/office/word/2016/wordml/cid">
-  <w16cid:commentId w16cid:paraId="A426ABE4" w16cid:durableId="01FCDF9F"/>
-  <w16cid:commentId w16cid:paraId="DDFF0FA7" w16cid:durableId="6114313A"/>
-  <w16cid:commentId w16cid:paraId="43FF4185" w16cid:durableId="76839AC4"/>
-  <w16cid:commentId w16cid:paraId="E93F5457" w16cid:durableId="B37B3B1F"/>
-  <w16cid:commentId w16cid:paraId="52607BA3" w16cid:durableId="FEAF4FD1"/>
-  <w16cid:commentId w16cid:paraId="20B26C4F" w16cid:durableId="1ADF874A"/>
-  <w16cid:commentId w16cid:paraId="6781709D" w16cid:durableId="4E4870EE"/>
-  <w16cid:commentId w16cid:paraId="58139E74" w16cid:durableId="C5AF5C7C"/>
-  <w16cid:commentId w16cid:paraId="54A3549B" w16cid:durableId="CC719A20"/>
-  <w16cid:commentId w16cid:paraId="F04F65D1" w16cid:durableId="E9F95E07"/>
-  <w16cid:commentId w16cid:paraId="979102B2" w16cid:durableId="B5B28124"/>
+  <w16cid:commentId w16cid:paraId="4FBDB990" w16cid:durableId="EE2BD5C7"/>
+  <w16cid:commentId w16cid:paraId="43D9769A" w16cid:durableId="66B92000"/>
+  <w16cid:commentId w16cid:paraId="6D1910E9" w16cid:durableId="6D866704"/>
+  <w16cid:commentId w16cid:paraId="2A3BF48E" w16cid:durableId="3B7C6A11"/>
+  <w16cid:commentId w16cid:paraId="A37EBA02" w16cid:durableId="09DCD7F2"/>
+  <w16cid:commentId w16cid:paraId="BB55952A" w16cid:durableId="8475E103"/>
+  <w16cid:commentId w16cid:paraId="D758D549" w16cid:durableId="2DA2A2AE"/>
+  <w16cid:commentId w16cid:paraId="76DA8483" w16cid:durableId="65809FD4"/>
+  <w16cid:commentId w16cid:paraId="3F795BCB" w16cid:durableId="88289C24"/>
+  <w16cid:commentId w16cid:paraId="53D04103" w16cid:durableId="4886E970"/>
+  <w16cid:commentId w16cid:paraId="B039DC63" w16cid:durableId="ED450954"/>
+  <w16cid:commentId w16cid:paraId="969F51D9" w16cid:durableId="09AD3A6D"/>
+  <w16cid:commentId w16cid:paraId="60CC1320" w16cid:durableId="DE537722"/>
+  <w16cid:commentId w16cid:paraId="2DD3682A" w16cid:durableId="C64ED5B7"/>
 </w16cid:commentsIds>
 </file>
 

--- a/docs/fork/evidence/c9/flash/northwind_dpa/Northwind-DPA (redlined).docx
+++ b/docs/fork/evidence/c9/flash/northwind_dpa/Northwind-DPA (redlined).docx
@@ -38,46 +38,49 @@
     </w:p>
     <w:p>
       <w:r>
-        <w:t xml:space="preserve">The Processor shall process the Personal Data </w:t>
+        <w:t xml:space="preserve">The Processor shall process the Personal Data in accordance with </w:t>
       </w:r>
-      <w:commentRangeStart w:id="14"/>
-      <w:del w:id="26" w:author="LQ.AI Commercial counsel" w:date="2026-06-24T09:26:17Z" w16du:dateUtc="2026-06-24T09:26:17Z">
+      <w:commentRangeStart w:id="10"/>
+      <w:del w:id="44" w:author="LQ.AI Commercial counsel" w:date="2026-06-24T13:20:28Z" w16du:dateUtc="2026-06-24T13:20:28Z">
         <w:r>
-          <w:delText>in accordance with its own standard operating policies and as the Processor reasonably considers necessary to provide the Services</w:delText>
+          <w:delText>its own standard operating policies and as the Processor reasonably considers</w:delText>
         </w:r>
       </w:del>
-      <w:ins w:id="27" w:author="LQ.AI Commercial counsel" w:date="2026-06-24T09:26:17Z" w16du:dateUtc="2026-06-24T09:26:17Z">
+      <w:ins w:id="45" w:author="LQ.AI Commercial counsel" w:date="2026-06-24T13:20:28Z" w16du:dateUtc="2026-06-24T13:20:28Z">
         <w:r>
-          <w:t>only on the Controller's documented instructions</w:t>
+          <w:t>the documented instructions of the Controller and as</w:t>
         </w:r>
       </w:ins>
-      <w:commentRangeEnd w:id="14"/>
+      <w:commentRangeEnd w:id="10"/>
       <w:r>
         <w:rPr>
           <w:rStyle w:val="CommentReference"/>
         </w:rPr>
-        <w:commentReference w:id="14"/>
+        <w:commentReference w:id="10"/>
       </w:r>
       <w:r>
-        <w:t xml:space="preserve">, and may process the Personal Data </w:t>
+        <w:t xml:space="preserve"> necessary to provide the Services, and may </w:t>
       </w:r>
-      <w:commentRangeStart w:id="13"/>
-      <w:del w:id="24" w:author="LQ.AI Commercial counsel" w:date="2026-06-24T09:26:17Z" w16du:dateUtc="2026-06-24T09:26:17Z">
+      <w:ins w:id="43" w:author="LQ.AI Commercial counsel" w:date="2026-06-24T13:20:28Z" w16du:dateUtc="2026-06-24T13:20:28Z">
         <w:r>
-          <w:delText>for its own related business purposes.</w:delText>
+          <w:t xml:space="preserve">not </w:t>
+        </w:r>
+      </w:ins>
+      <w:r>
+        <w:t xml:space="preserve">process the Personal Data for </w:t>
+      </w:r>
+      <w:del w:id="41" w:author="LQ.AI Commercial counsel" w:date="2026-06-24T13:20:28Z" w16du:dateUtc="2026-06-24T13:20:28Z">
+        <w:r>
+          <w:delText>its own related business purposes</w:delText>
         </w:r>
       </w:del>
-      <w:ins w:id="25" w:author="LQ.AI Commercial counsel" w:date="2026-06-24T09:26:17Z" w16du:dateUtc="2026-06-24T09:26:17Z">
+      <w:ins w:id="42" w:author="LQ.AI Commercial counsel" w:date="2026-06-24T13:20:28Z" w16du:dateUtc="2026-06-24T13:20:28Z">
         <w:r>
-          <w:t>only for the purpose of providing the Services to the Controller.</w:t>
+          <w:t>any other purpose</w:t>
         </w:r>
       </w:ins>
-      <w:commentRangeEnd w:id="13"/>
       <w:r>
-        <w:rPr>
-          <w:rStyle w:val="CommentReference"/>
-        </w:rPr>
-        <w:commentReference w:id="13"/>
+        <w:t>.</w:t>
       </w:r>
     </w:p>
     <w:p>
@@ -92,44 +95,89 @@
       <w:r>
         <w:t xml:space="preserve">The Processor </w:t>
       </w:r>
-      <w:commentRangeStart w:id="12"/>
-      <w:del w:id="22" w:author="LQ.AI Commercial counsel" w:date="2026-06-24T09:26:17Z" w16du:dateUtc="2026-06-24T09:26:17Z">
+      <w:commentRangeStart w:id="9"/>
+      <w:del w:id="39" w:author="LQ.AI Commercial counsel" w:date="2026-06-24T13:20:28Z" w16du:dateUtc="2026-06-24T13:20:28Z">
         <w:r>
           <w:delText>may</w:delText>
         </w:r>
       </w:del>
-      <w:ins w:id="23" w:author="LQ.AI Commercial counsel" w:date="2026-06-24T09:26:17Z" w16du:dateUtc="2026-06-24T09:26:17Z">
+      <w:ins w:id="40" w:author="LQ.AI Commercial counsel" w:date="2026-06-24T13:20:28Z" w16du:dateUtc="2026-06-24T13:20:28Z">
         <w:r>
           <w:t>shall not</w:t>
         </w:r>
       </w:ins>
-      <w:commentRangeEnd w:id="12"/>
+      <w:commentRangeEnd w:id="9"/>
       <w:r>
         <w:rPr>
           <w:rStyle w:val="CommentReference"/>
         </w:rPr>
-        <w:commentReference w:id="12"/>
+        <w:commentReference w:id="9"/>
       </w:r>
       <w:r>
         <w:t xml:space="preserve"> use the Personal Data</w:t>
       </w:r>
-      <w:commentRangeStart w:id="11"/>
-      <w:del w:id="20" w:author="LQ.AI Commercial counsel" w:date="2026-06-24T09:26:17Z" w16du:dateUtc="2026-06-24T09:26:17Z">
+      <w:del w:id="38" w:author="LQ.AI Commercial counsel" w:date="2026-06-24T13:20:28Z" w16du:dateUtc="2026-06-24T13:20:28Z">
         <w:r>
-          <w:delText>, including in de-identified or aggregated form, to develop, train and improve its products, analytics and machine-learning models, and to compile statistics, for its own account and without further obligation to the Controller.</w:delText>
+          <w:delText>, including in de-identified or aggregated form,</w:delText>
         </w:r>
       </w:del>
-      <w:ins w:id="21" w:author="LQ.AI Commercial counsel" w:date="2026-06-24T09:26:17Z" w16du:dateUtc="2026-06-24T09:26:17Z">
+      <w:r>
+        <w:t xml:space="preserve"> to develop, train </w:t>
+      </w:r>
+      <w:del w:id="36" w:author="LQ.AI Commercial counsel" w:date="2026-06-24T13:20:28Z" w16du:dateUtc="2026-06-24T13:20:28Z">
         <w:r>
-          <w:t>the Personal Data for any purpose other than providing the Services in accordance with the Controller's documented instructions, and shall not use it to develop, train or improve any product, service, analytics or machine-learning model.</w:t>
+          <w:delText>and</w:delText>
+        </w:r>
+      </w:del>
+      <w:ins w:id="37" w:author="LQ.AI Commercial counsel" w:date="2026-06-24T13:20:28Z" w16du:dateUtc="2026-06-24T13:20:28Z">
+        <w:r>
+          <w:t>or</w:t>
         </w:r>
       </w:ins>
-      <w:commentRangeEnd w:id="11"/>
       <w:r>
-        <w:rPr>
-          <w:rStyle w:val="CommentReference"/>
-        </w:rPr>
-        <w:commentReference w:id="11"/>
+        <w:t xml:space="preserve"> improve its products, analytics </w:t>
+      </w:r>
+      <w:del w:id="34" w:author="LQ.AI Commercial counsel" w:date="2026-06-24T13:20:28Z" w16du:dateUtc="2026-06-24T13:20:28Z">
+        <w:r>
+          <w:delText>and</w:delText>
+        </w:r>
+      </w:del>
+      <w:ins w:id="35" w:author="LQ.AI Commercial counsel" w:date="2026-06-24T13:20:28Z" w16du:dateUtc="2026-06-24T13:20:28Z">
+        <w:r>
+          <w:t>or</w:t>
+        </w:r>
+      </w:ins>
+      <w:r>
+        <w:t xml:space="preserve"> machine-learning models, and </w:t>
+      </w:r>
+      <w:del w:id="32" w:author="LQ.AI Commercial counsel" w:date="2026-06-24T13:20:28Z" w16du:dateUtc="2026-06-24T13:20:28Z">
+        <w:r>
+          <w:delText>to</w:delText>
+        </w:r>
+      </w:del>
+      <w:ins w:id="33" w:author="LQ.AI Commercial counsel" w:date="2026-06-24T13:20:28Z" w16du:dateUtc="2026-06-24T13:20:28Z">
+        <w:r>
+          <w:t>shall not</w:t>
+        </w:r>
+      </w:ins>
+      <w:r>
+        <w:t xml:space="preserve"> compile statistics</w:t>
+      </w:r>
+      <w:del w:id="31" w:author="LQ.AI Commercial counsel" w:date="2026-06-24T13:20:28Z" w16du:dateUtc="2026-06-24T13:20:28Z">
+        <w:r>
+          <w:delText>,</w:delText>
+        </w:r>
+      </w:del>
+      <w:r>
+        <w:t xml:space="preserve"> for its own account</w:t>
+      </w:r>
+      <w:del w:id="30" w:author="LQ.AI Commercial counsel" w:date="2026-06-24T13:20:28Z" w16du:dateUtc="2026-06-24T13:20:28Z">
+        <w:r>
+          <w:delText xml:space="preserve"> and without further obligation to the Controller</w:delText>
+        </w:r>
+      </w:del>
+      <w:r>
+        <w:t>.</w:t>
       </w:r>
     </w:p>
     <w:p>
@@ -142,46 +190,28 @@
     </w:p>
     <w:p>
       <w:r>
-        <w:t xml:space="preserve">The Processor </w:t>
+        <w:t xml:space="preserve">The Processor may engage </w:t>
       </w:r>
-      <w:commentRangeStart w:id="10"/>
-      <w:del w:id="18" w:author="LQ.AI Commercial counsel" w:date="2026-06-24T09:26:17Z" w16du:dateUtc="2026-06-24T09:26:17Z">
+      <w:commentRangeStart w:id="8"/>
+      <w:del w:id="28" w:author="LQ.AI Commercial counsel" w:date="2026-06-24T13:20:28Z" w16du:dateUtc="2026-06-24T13:20:28Z">
         <w:r>
-          <w:delText>may engage and</w:delText>
+          <w:delText>and replace Sub-processors at any time in its sole discretion and without prior notice to or authorisation from the Controller, and the Controller hereby consents to any such Sub-processor</w:delText>
         </w:r>
       </w:del>
-      <w:ins w:id="19" w:author="LQ.AI Commercial counsel" w:date="2026-06-24T09:26:17Z" w16du:dateUtc="2026-06-24T09:26:17Z">
+      <w:ins w:id="29" w:author="LQ.AI Commercial counsel" w:date="2026-06-24T13:20:28Z" w16du:dateUtc="2026-06-24T13:20:28Z">
         <w:r>
-          <w:t>shall not engage or</w:t>
+          <w:t>Sub-processors only with the prior written authorisation of the Controller. The Processor shall notify the Controller of any intended change concerning the addition or replacement of Sub-processors, and the Controller shall have a reasonable period to object. The Processor shall impose on each Sub-processor data protection obligations no less protective than those in this Agreement, and the Processor shall remain fully liable for all acts and omissions of its Sub-processors</w:t>
         </w:r>
       </w:ins>
-      <w:commentRangeEnd w:id="10"/>
+      <w:commentRangeEnd w:id="8"/>
       <w:r>
         <w:rPr>
           <w:rStyle w:val="CommentReference"/>
         </w:rPr>
-        <w:commentReference w:id="10"/>
+        <w:commentReference w:id="8"/>
       </w:r>
       <w:r>
-        <w:t xml:space="preserve"> replace Sub-processors </w:t>
-      </w:r>
-      <w:commentRangeStart w:id="9"/>
-      <w:del w:id="16" w:author="LQ.AI Commercial counsel" w:date="2026-06-24T09:26:17Z" w16du:dateUtc="2026-06-24T09:26:17Z">
-        <w:r>
-          <w:delText>at any time in its sole discretion and without prior notice to or authorisation from the Controller, and the Controller hereby consents to any such Sub-processor.</w:delText>
-        </w:r>
-      </w:del>
-      <w:ins w:id="17" w:author="LQ.AI Commercial counsel" w:date="2026-06-24T09:26:17Z" w16du:dateUtc="2026-06-24T09:26:17Z">
-        <w:r>
-          <w:t>any Sub-processor without the prior written authorisation of the Controller. The Processor shall notify the Controller of any intended changes concerning the addition or replacement of Sub-processors, thereby giving the Controller the opportunity to object. The Processor shall impose on each Sub-processor data protection obligations equivalent to those set out in this Agreement, and shall remain fully liable to the Controller for the performance of each Sub-processor's obligations.</w:t>
-        </w:r>
-      </w:ins>
-      <w:commentRangeEnd w:id="9"/>
-      <w:r>
-        <w:rPr>
-          <w:rStyle w:val="CommentReference"/>
-        </w:rPr>
-        <w:commentReference w:id="9"/>
+        <w:t>.</w:t>
       </w:r>
     </w:p>
     <w:p>
@@ -194,35 +224,19 @@
     </w:p>
     <w:p>
       <w:r>
-        <w:t xml:space="preserve">The Processor shall implement such technical and organisational measures as </w:t>
+        <w:t xml:space="preserve">The Processor shall implement </w:t>
       </w:r>
-      <w:commentRangeStart w:id="8"/>
-      <w:del w:id="14" w:author="LQ.AI Commercial counsel" w:date="2026-06-24T09:26:17Z" w16du:dateUtc="2026-06-24T09:26:17Z">
+      <w:commentRangeStart w:id="7"/>
+      <w:del w:id="26" w:author="LQ.AI Commercial counsel" w:date="2026-06-24T13:20:28Z" w16du:dateUtc="2026-06-24T13:20:28Z">
         <w:r>
-          <w:delText>the Processor in its sole discretion considers appropriate</w:delText>
+          <w:delText>such</w:delText>
         </w:r>
       </w:del>
-      <w:ins w:id="15" w:author="LQ.AI Commercial counsel" w:date="2026-06-24T09:26:17Z" w16du:dateUtc="2026-06-24T09:26:17Z">
+      <w:ins w:id="27" w:author="LQ.AI Commercial counsel" w:date="2026-06-24T13:20:28Z" w16du:dateUtc="2026-06-24T13:20:28Z">
         <w:r>
-          <w:t>are appropriate to the risk presented by the processing, taking into account the state of the art, the costs of implementation and the nature, scope, context and purposes of the processing</w:t>
+          <w:t>appropriate</w:t>
         </w:r>
       </w:ins>
-      <w:commentRangeEnd w:id="8"/>
-      <w:r>
-        <w:rPr>
-          <w:rStyle w:val="CommentReference"/>
-        </w:rPr>
-        <w:commentReference w:id="8"/>
-      </w:r>
-      <w:r>
-        <w:t>, and shall</w:t>
-      </w:r>
-      <w:commentRangeStart w:id="7"/>
-      <w:del w:id="13" w:author="LQ.AI Commercial counsel" w:date="2026-06-24T09:26:17Z" w16du:dateUtc="2026-06-24T09:26:17Z">
-        <w:r>
-          <w:delText xml:space="preserve"> not be required to</w:delText>
-        </w:r>
-      </w:del>
       <w:commentRangeEnd w:id="7"/>
       <w:r>
         <w:rPr>
@@ -231,7 +245,20 @@
         <w:commentReference w:id="7"/>
       </w:r>
       <w:r>
-        <w:t xml:space="preserve"> implement any specific measure requested by the Controller.</w:t>
+        <w:t xml:space="preserve"> technical and organisational measures </w:t>
+      </w:r>
+      <w:del w:id="24" w:author="LQ.AI Commercial counsel" w:date="2026-06-24T13:20:28Z" w16du:dateUtc="2026-06-24T13:20:28Z">
+        <w:r>
+          <w:delText>as the Processor in its sole discretion considers appropriate, and shall not be required to implement any specific measure</w:delText>
+        </w:r>
+      </w:del>
+      <w:ins w:id="25" w:author="LQ.AI Commercial counsel" w:date="2026-06-24T13:20:28Z" w16du:dateUtc="2026-06-24T13:20:28Z">
+        <w:r>
+          <w:t>to ensure a level of security appropriate to the risk presented by the processing, and shall implement specific measures reasonably</w:t>
+        </w:r>
+      </w:ins>
+      <w:r>
+        <w:t xml:space="preserve"> requested by the Controller.</w:t>
       </w:r>
     </w:p>
     <w:p>
@@ -244,17 +271,12 @@
     </w:p>
     <w:p>
       <w:r>
-        <w:t xml:space="preserve">The Processor shall notify the Controller of a personal data breach affecting the Controller's Personal Data </w:t>
+        <w:t xml:space="preserve">The Processor shall notify the Controller </w:t>
       </w:r>
       <w:commentRangeStart w:id="6"/>
-      <w:del w:id="11" w:author="LQ.AI Commercial counsel" w:date="2026-06-24T09:26:17Z" w16du:dateUtc="2026-06-24T09:26:17Z">
+      <w:ins w:id="23" w:author="LQ.AI Commercial counsel" w:date="2026-06-24T13:20:28Z" w16du:dateUtc="2026-06-24T13:20:28Z">
         <w:r>
-          <w:delText>within thirty (30) days of the Processor confirming</w:delText>
-        </w:r>
-      </w:del>
-      <w:ins w:id="12" w:author="LQ.AI Commercial counsel" w:date="2026-06-24T09:26:17Z" w16du:dateUtc="2026-06-24T09:26:17Z">
-        <w:r>
-          <w:t>without undue delay after becoming aware of</w:t>
+          <w:t xml:space="preserve">without undue delay after becoming aware </w:t>
         </w:r>
       </w:ins>
       <w:commentRangeEnd w:id="6"/>
@@ -265,25 +287,36 @@
         <w:commentReference w:id="6"/>
       </w:r>
       <w:r>
-        <w:t xml:space="preserve"> the breach, and shall </w:t>
+        <w:t>of a personal data breach affecting the Controller's Personal Data</w:t>
       </w:r>
-      <w:commentRangeStart w:id="5"/>
-      <w:del w:id="9" w:author="LQ.AI Commercial counsel" w:date="2026-06-24T09:26:17Z" w16du:dateUtc="2026-06-24T09:26:17Z">
+      <w:del w:id="21" w:author="LQ.AI Commercial counsel" w:date="2026-06-24T13:20:28Z" w16du:dateUtc="2026-06-24T13:20:28Z">
         <w:r>
-          <w:delText>have no obligation to assist the Controller with its own notification duties.</w:delText>
+          <w:delText xml:space="preserve"> within thirty (30) days of the Processor confirming the breach, and shall have no obligation to</w:delText>
         </w:r>
       </w:del>
-      <w:ins w:id="10" w:author="LQ.AI Commercial counsel" w:date="2026-06-24T09:26:17Z" w16du:dateUtc="2026-06-24T09:26:17Z">
+      <w:ins w:id="22" w:author="LQ.AI Commercial counsel" w:date="2026-06-24T13:20:28Z" w16du:dateUtc="2026-06-24T13:20:28Z">
         <w:r>
-          <w:t>assist the Controller in complying with the Controller's notification obligations under applicable data protection law.</w:t>
+          <w:t>, and shall</w:t>
         </w:r>
       </w:ins>
-      <w:commentRangeEnd w:id="5"/>
       <w:r>
-        <w:rPr>
-          <w:rStyle w:val="CommentReference"/>
-        </w:rPr>
-        <w:commentReference w:id="5"/>
+        <w:t xml:space="preserve"> assist the Controller with its </w:t>
+      </w:r>
+      <w:del w:id="20" w:author="LQ.AI Commercial counsel" w:date="2026-06-24T13:20:28Z" w16du:dateUtc="2026-06-24T13:20:28Z">
+        <w:r>
+          <w:delText xml:space="preserve">own </w:delText>
+        </w:r>
+      </w:del>
+      <w:r>
+        <w:t>notification duties</w:t>
+      </w:r>
+      <w:ins w:id="19" w:author="LQ.AI Commercial counsel" w:date="2026-06-24T13:20:28Z" w16du:dateUtc="2026-06-24T13:20:28Z">
+        <w:r>
+          <w:t xml:space="preserve"> under applicable data protection law</w:t>
+        </w:r>
+      </w:ins>
+      <w:r>
+        <w:t>.</w:t>
       </w:r>
     </w:p>
     <w:p>
@@ -296,7 +329,44 @@
     </w:p>
     <w:p>
       <w:r>
-        <w:t>The Processor shall not be liable for any act or omission of any Sub-processor, and the Controller's sole recourse in respect of a Sub-processor shall be against that Sub-processor directly.</w:t>
+        <w:t xml:space="preserve">The Processor shall </w:t>
+      </w:r>
+      <w:commentRangeStart w:id="5"/>
+      <w:del w:id="18" w:author="LQ.AI Commercial counsel" w:date="2026-06-24T13:20:28Z" w16du:dateUtc="2026-06-24T13:20:28Z">
+        <w:r>
+          <w:delText xml:space="preserve">not </w:delText>
+        </w:r>
+      </w:del>
+      <w:commentRangeEnd w:id="5"/>
+      <w:r>
+        <w:rPr>
+          <w:rStyle w:val="CommentReference"/>
+        </w:rPr>
+        <w:commentReference w:id="5"/>
+      </w:r>
+      <w:r>
+        <w:t>be liable for any act or omission of any Sub-processor, and the Controller's</w:t>
+      </w:r>
+      <w:del w:id="17" w:author="LQ.AI Commercial counsel" w:date="2026-06-24T13:20:28Z" w16du:dateUtc="2026-06-24T13:20:28Z">
+        <w:r>
+          <w:delText xml:space="preserve"> sole</w:delText>
+        </w:r>
+      </w:del>
+      <w:r>
+        <w:t xml:space="preserve"> recourse in respect of a Sub-processor shall </w:t>
+      </w:r>
+      <w:del w:id="15" w:author="LQ.AI Commercial counsel" w:date="2026-06-24T13:20:28Z" w16du:dateUtc="2026-06-24T13:20:28Z">
+        <w:r>
+          <w:delText>be</w:delText>
+        </w:r>
+      </w:del>
+      <w:ins w:id="16" w:author="LQ.AI Commercial counsel" w:date="2026-06-24T13:20:28Z" w16du:dateUtc="2026-06-24T13:20:28Z">
+        <w:r>
+          <w:t>not be limited to recourse</w:t>
+        </w:r>
+      </w:ins>
+      <w:r>
+        <w:t xml:space="preserve"> against that Sub-processor directly.</w:t>
       </w:r>
     </w:p>
     <w:p>
@@ -312,14 +382,14 @@
         <w:t xml:space="preserve">The Controller shall have </w:t>
       </w:r>
       <w:commentRangeStart w:id="4"/>
-      <w:del w:id="7" w:author="LQ.AI Commercial counsel" w:date="2026-06-24T09:26:17Z" w16du:dateUtc="2026-06-24T09:26:17Z">
+      <w:del w:id="13" w:author="LQ.AI Commercial counsel" w:date="2026-06-24T13:20:28Z" w16du:dateUtc="2026-06-24T13:20:28Z">
         <w:r>
-          <w:delText>no right to audit or inspect the Processor's facilities, systems or records.</w:delText>
+          <w:delText>no</w:delText>
         </w:r>
       </w:del>
-      <w:ins w:id="8" w:author="LQ.AI Commercial counsel" w:date="2026-06-24T09:26:17Z" w16du:dateUtc="2026-06-24T09:26:17Z">
+      <w:ins w:id="14" w:author="LQ.AI Commercial counsel" w:date="2026-06-24T13:20:28Z" w16du:dateUtc="2026-06-24T13:20:28Z">
         <w:r>
-          <w:t>the right to audit and inspect the Processor's facilities, systems and records relevant to the processing upon reasonable notice and during normal business hours, no more than once per calendar year, to verify the Processor's compliance with this Agreement and applicable data protection law.</w:t>
+          <w:t>the</w:t>
         </w:r>
       </w:ins>
       <w:commentRangeEnd w:id="4"/>
@@ -330,7 +400,47 @@
         <w:commentReference w:id="4"/>
       </w:r>
       <w:r>
-        <w:t xml:space="preserve"> The Processor may instead provide a summary certificate of compliance once per year, which the Controller agrees to accept as sufficient.</w:t>
+        <w:t xml:space="preserve"> right to audit or inspect the Processor's facilities, systems or records</w:t>
+      </w:r>
+      <w:ins w:id="12" w:author="LQ.AI Commercial counsel" w:date="2026-06-24T13:20:28Z" w16du:dateUtc="2026-06-24T13:20:28Z">
+        <w:r>
+          <w:t xml:space="preserve"> relevant to the processing of the Personal Data upon reasonable notice</w:t>
+        </w:r>
+      </w:ins>
+      <w:r>
+        <w:t xml:space="preserve">. The Processor may </w:t>
+      </w:r>
+      <w:commentRangeStart w:id="3"/>
+      <w:del w:id="11" w:author="LQ.AI Commercial counsel" w:date="2026-06-24T13:20:28Z" w16du:dateUtc="2026-06-24T13:20:28Z">
+        <w:r>
+          <w:delText xml:space="preserve">instead </w:delText>
+        </w:r>
+      </w:del>
+      <w:commentRangeEnd w:id="3"/>
+      <w:r>
+        <w:rPr>
+          <w:rStyle w:val="CommentReference"/>
+        </w:rPr>
+        <w:commentReference w:id="3"/>
+      </w:r>
+      <w:r>
+        <w:t>provide a summary certificate of compliance</w:t>
+      </w:r>
+      <w:del w:id="10" w:author="LQ.AI Commercial counsel" w:date="2026-06-24T13:20:28Z" w16du:dateUtc="2026-06-24T13:20:28Z">
+        <w:r>
+          <w:delText xml:space="preserve"> once per year</w:delText>
+        </w:r>
+      </w:del>
+      <w:r>
+        <w:t>, which the Controller agrees to accept as sufficient</w:t>
+      </w:r>
+      <w:ins w:id="9" w:author="LQ.AI Commercial counsel" w:date="2026-06-24T13:20:28Z" w16du:dateUtc="2026-06-24T13:20:28Z">
+        <w:r>
+          <w:t>; provided that such certificate shall not replace the Controller's audit rights under this clause</w:t>
+        </w:r>
+      </w:ins>
+      <w:r>
+        <w:t>.</w:t>
       </w:r>
     </w:p>
     <w:p>
@@ -345,26 +455,39 @@
       <w:r>
         <w:t xml:space="preserve">The Processor may transfer the Personal Data to, and process it in, any country in which the Processor or its Sub-processors operate, </w:t>
       </w:r>
-      <w:commentRangeStart w:id="3"/>
-      <w:del w:id="5" w:author="LQ.AI Commercial counsel" w:date="2026-06-24T09:26:17Z" w16du:dateUtc="2026-06-24T09:26:17Z">
+      <w:commentRangeStart w:id="2"/>
+      <w:del w:id="7" w:author="LQ.AI Commercial counsel" w:date="2026-06-24T13:20:28Z" w16du:dateUtc="2026-06-24T13:20:28Z">
         <w:r>
-          <w:delText>at the Processor's discretion and without</w:delText>
+          <w:delText>at</w:delText>
         </w:r>
       </w:del>
-      <w:ins w:id="6" w:author="LQ.AI Commercial counsel" w:date="2026-06-24T09:26:17Z" w16du:dateUtc="2026-06-24T09:26:17Z">
+      <w:ins w:id="8" w:author="LQ.AI Commercial counsel" w:date="2026-06-24T13:20:28Z" w16du:dateUtc="2026-06-24T13:20:28Z">
         <w:r>
-          <w:t>only in compliance with applicable data protection law, including by implementing the Standard Contractual Clauses adopted by the European Commission or the UK Information Commissioner's Office (as applicable), or another valid transfer safeguard recognised under applicable data protection law, prior to any transfer.</w:t>
+          <w:t>provided that</w:t>
         </w:r>
       </w:ins>
-      <w:commentRangeEnd w:id="3"/>
+      <w:commentRangeEnd w:id="2"/>
       <w:r>
         <w:rPr>
           <w:rStyle w:val="CommentReference"/>
         </w:rPr>
-        <w:commentReference w:id="3"/>
+        <w:commentReference w:id="2"/>
       </w:r>
       <w:r>
-        <w:t xml:space="preserve"> implementing any specific transfer safeguard.</w:t>
+        <w:t xml:space="preserve"> the Processor</w:t>
+      </w:r>
+      <w:del w:id="5" w:author="LQ.AI Commercial counsel" w:date="2026-06-24T13:20:28Z" w16du:dateUtc="2026-06-24T13:20:28Z">
+        <w:r>
+          <w:delText>'s discretion and without implementing any specific transfer safeguard</w:delText>
+        </w:r>
+      </w:del>
+      <w:ins w:id="6" w:author="LQ.AI Commercial counsel" w:date="2026-06-24T13:20:28Z" w16du:dateUtc="2026-06-24T13:20:28Z">
+        <w:r>
+          <w:t xml:space="preserve"> implements appropriate transfer safeguards in accordance with applicable data protection law</w:t>
+        </w:r>
+      </w:ins>
+      <w:r>
+        <w:t>.</w:t>
       </w:r>
     </w:p>
     <w:p>
@@ -377,38 +500,12 @@
     </w:p>
     <w:p>
       <w:r>
-        <w:t xml:space="preserve">On termination the Processor shall delete the Personal Data </w:t>
-      </w:r>
-      <w:commentRangeStart w:id="2"/>
-      <w:del w:id="3" w:author="LQ.AI Commercial counsel" w:date="2026-06-24T09:26:17Z" w16du:dateUtc="2026-06-24T09:26:17Z">
-        <w:r>
-          <w:delText>where practicable</w:delText>
-        </w:r>
-      </w:del>
-      <w:ins w:id="4" w:author="LQ.AI Commercial counsel" w:date="2026-06-24T09:26:17Z" w16du:dateUtc="2026-06-24T09:26:17Z">
-        <w:r>
-          <w:t>within a reasonable period and no later than thirty (30) days following the termination date</w:t>
-        </w:r>
-      </w:ins>
-      <w:commentRangeEnd w:id="2"/>
-      <w:r>
-        <w:rPr>
-          <w:rStyle w:val="CommentReference"/>
-        </w:rPr>
-        <w:commentReference w:id="2"/>
-      </w:r>
-      <w:r>
-        <w:t xml:space="preserve">, </w:t>
+        <w:t>On termination</w:t>
       </w:r>
       <w:commentRangeStart w:id="1"/>
-      <w:del w:id="1" w:author="LQ.AI Commercial counsel" w:date="2026-06-24T09:26:17Z" w16du:dateUtc="2026-06-24T09:26:17Z">
+      <w:ins w:id="4" w:author="LQ.AI Commercial counsel" w:date="2026-06-24T13:20:28Z" w16du:dateUtc="2026-06-24T13:20:28Z">
         <w:r>
-          <w:delText>but may retain the Personal Data for as long as the Processor considers necessary for its own business, legal or analytics purposes.</w:delText>
-        </w:r>
-      </w:del>
-      <w:ins w:id="2" w:author="LQ.AI Commercial counsel" w:date="2026-06-24T09:26:17Z" w16du:dateUtc="2026-06-24T09:26:17Z">
-        <w:r>
-          <w:t>and shall delete existing copies unless applicable law requires retention. If retention is required by law, the Processor shall: (a) retain only the Personal Data strictly necessary for the mandated purpose, (b) maintain the same data protection obligations set out in this Agreement for such retained data, and (c) delete it promptly when the legal retention period expires.</w:t>
+          <w:t xml:space="preserve"> of this Agreement,</w:t>
         </w:r>
       </w:ins>
       <w:commentRangeEnd w:id="1"/>
@@ -417,6 +514,30 @@
           <w:rStyle w:val="CommentReference"/>
         </w:rPr>
         <w:commentReference w:id="1"/>
+      </w:r>
+      <w:r>
+        <w:t xml:space="preserve"> the Processor shall delete the Personal Data where </w:t>
+      </w:r>
+      <w:del w:id="2" w:author="LQ.AI Commercial counsel" w:date="2026-06-24T13:20:28Z" w16du:dateUtc="2026-06-24T13:20:28Z">
+        <w:r>
+          <w:delText>practicable, but may retain the Personal Data for as long as the Processor considers necessary</w:delText>
+        </w:r>
+      </w:del>
+      <w:ins w:id="3" w:author="LQ.AI Commercial counsel" w:date="2026-06-24T13:20:28Z" w16du:dateUtc="2026-06-24T13:20:28Z">
+        <w:r>
+          <w:t>required by applicable law, and shall not retain the Personal Data</w:t>
+        </w:r>
+      </w:ins>
+      <w:r>
+        <w:t xml:space="preserve"> for its own business</w:t>
+      </w:r>
+      <w:del w:id="1" w:author="LQ.AI Commercial counsel" w:date="2026-06-24T13:20:28Z" w16du:dateUtc="2026-06-24T13:20:28Z">
+        <w:r>
+          <w:delText>, legal</w:delText>
+        </w:r>
+      </w:del>
+      <w:r>
+        <w:t xml:space="preserve"> or analytics purposes.</w:t>
       </w:r>
     </w:p>
     <w:p>
@@ -457,7 +578,7 @@
 
 <file path=word/comments1.xml><?xml version="1.0" encoding="utf-8"?>
 <w:comments xmlns:w="http://schemas.openxmlformats.org/wordprocessingml/2006/main" xmlns:w14="http://schemas.microsoft.com/office/word/2010/wordml" xmlns:w15="http://schemas.microsoft.com/office/word/2012/wordml" xmlns:w16cid="http://schemas.microsoft.com/office/word/2016/wordml/cid" xmlns:w16cex="http://schemas.microsoft.com/office/word/2018/wordml/cex" xmlns:mc="http://schemas.openxmlformats.org/markup-compatibility/2006" mc:Ignorable="w14 w15 w16cid w16cex">
-  <w:comment w:id="1" w:author="LQ.AI Commercial counsel" w:date="2026-06-24T09:26:17Z" w:initials="LCC">
+  <w:comment w:id="1" w:author="LQ.AI Commercial counsel" w:date="2026-06-24T13:20:28Z" w:initials="LCC">
     <w:p>
       <w:pPr>
         <w:pStyle w:val="CommentText"/>
@@ -469,11 +590,11 @@
         <w:annotationRef/>
       </w:r>
       <w:r>
-        <w:t>Art 28(3)(g) GDPR prohibits the processor from retaining the controller's personal data for its own analytics or business purposes after termination of the agreement. The original's open-ended retention for 'business, legal or analytics purposes' is non-compliant with the GDPR.</w:t>
+        <w:t>This edit changes the deletion obligation from practical deletion with open-ended retention for analytics to deletion required by law with no retention for business or analytics. This protects the Controller because Article 28(3)(g) UK GDPR requires the processor to delete or return all personal data on termination without exceptions for the processor's own purposes.</w:t>
       </w:r>
     </w:p>
   </w:comment>
-  <w:comment w:id="2" w:author="LQ.AI Commercial counsel" w:date="2026-06-24T09:26:17Z" w:initials="LCC">
+  <w:comment w:id="2" w:author="LQ.AI Commercial counsel" w:date="2026-06-24T13:20:28Z" w:initials="LCC">
     <w:p>
       <w:pPr>
         <w:pStyle w:val="CommentText"/>
@@ -485,11 +606,11 @@
         <w:annotationRef/>
       </w:r>
       <w:r>
-        <w:t>Art 28(3)(g) GDPR requires deletion or return of all personal data on termination of the services — the original's 'where practicable' gives the Processor a unilateral escape hatch from its deletion obligation.</w:t>
+        <w:t>This edit changes the international transfer clause from allowing unrestricted transfers without safeguards to requiring appropriate transfer safeguards in accordance with applicable data protection law. This protects the Controller because Chapter V UK GDPR requires appropriate safeguards for any transfer of personal data to a country outside the UK or EEA.</w:t>
       </w:r>
     </w:p>
   </w:comment>
-  <w:comment w:id="3" w:author="LQ.AI Commercial counsel" w:date="2026-06-24T09:26:17Z" w:initials="LCC">
+  <w:comment w:id="3" w:author="LQ.AI Commercial counsel" w:date="2026-06-24T13:20:28Z" w:initials="LCC">
     <w:p>
       <w:pPr>
         <w:pStyle w:val="CommentText"/>
@@ -501,11 +622,11 @@
         <w:annotationRef/>
       </w:r>
       <w:r>
-        <w:t>Art 44-49 GDPR require appropriate safeguards for international transfers of personal data — the original authorised unrestricted transfers without any safeguard, which would place the Controller in breach.</w:t>
+        <w:t>This edit removes the mandatory certificate regime that replaced the audit right and instead provides that a certificate may be provided but does not replace audit rights. This protects the Controller because the original clause eliminated the statutory audit right guaranteed by Article 28(3)(h) UK GDPR.</w:t>
       </w:r>
     </w:p>
   </w:comment>
-  <w:comment w:id="4" w:author="LQ.AI Commercial counsel" w:date="2026-06-24T09:26:17Z" w:initials="LCC">
+  <w:comment w:id="4" w:author="LQ.AI Commercial counsel" w:date="2026-06-24T13:20:28Z" w:initials="LCC">
     <w:p>
       <w:pPr>
         <w:pStyle w:val="CommentText"/>
@@ -517,11 +638,11 @@
         <w:annotationRef/>
       </w:r>
       <w:r>
-        <w:t>Art 28(3)(h) GDPR gives the controller a statutory right to audit the processor to verify compliance — the original disclaimed this right entirely, which is a material gap in the Controller's oversight.</w:t>
+        <w:t>This edit changes the audit right from a complete denial to an affirmative Controller right to audit upon reasonable notice. This protects the Controller because Article 28(3)(h) UK GDPR guarantees the controller the right to audit the processor's compliance with the agreement and applicable data protection law.</w:t>
       </w:r>
     </w:p>
   </w:comment>
-  <w:comment w:id="5" w:author="LQ.AI Commercial counsel" w:date="2026-06-24T09:26:17Z" w:initials="LCC">
+  <w:comment w:id="5" w:author="LQ.AI Commercial counsel" w:date="2026-06-24T13:20:28Z" w:initials="LCC">
     <w:p>
       <w:pPr>
         <w:pStyle w:val="CommentText"/>
@@ -533,11 +654,11 @@
         <w:annotationRef/>
       </w:r>
       <w:r>
-        <w:t>Art 28(3)(f) GDPR requires the processor to assist the controller with its notification duties under Articles 33 and 34 — the original disclaimed this statutory obligation.</w:t>
+        <w:t>This edit changes the liability provision from a full disclaimer of sub-processor liability to full Processor liability for sub-processors. This protects the Controller because Article 28(4) UK GDPR requires the processor to remain fully liable for the acts and omissions of its sub-processors as if they were its own.</w:t>
       </w:r>
     </w:p>
   </w:comment>
-  <w:comment w:id="6" w:author="LQ.AI Commercial counsel" w:date="2026-06-24T09:26:17Z" w:initials="LCC">
+  <w:comment w:id="6" w:author="LQ.AI Commercial counsel" w:date="2026-06-24T13:20:28Z" w:initials="LCC">
     <w:p>
       <w:pPr>
         <w:pStyle w:val="CommentText"/>
@@ -549,11 +670,11 @@
         <w:annotationRef/>
       </w:r>
       <w:r>
-        <w:t>Art 33(2) GDPR requires the processor to notify the controller without undue delay after becoming aware of a breach — the original 30-day confirmation timeline is inconsistent with the GDPR.</w:t>
+        <w:t>This edit changes the breach notification from 30 days after confirmation to without undue delay after becoming aware, and replaces the disclaimer of assistance with an affirmative duty to assist. This protects the Controller because Article 33(2) UK GDPR requires notification without undue delay and the controller needs processor assistance to meet its own notification obligations.</w:t>
       </w:r>
     </w:p>
   </w:comment>
-  <w:comment w:id="7" w:author="LQ.AI Commercial counsel" w:date="2026-06-24T09:26:17Z" w:initials="LCC">
+  <w:comment w:id="7" w:author="LQ.AI Commercial counsel" w:date="2026-06-24T13:20:28Z" w:initials="LCC">
     <w:p>
       <w:pPr>
         <w:pStyle w:val="CommentText"/>
@@ -565,11 +686,11 @@
         <w:annotationRef/>
       </w:r>
       <w:r>
-        <w:t>The original prohibited the Controller from requesting specific security measures. Changing 'shall not be required to' to 'shall' imposes a reasonable obligation on the Processor to implement proportionate requests.</w:t>
+        <w:t>This edit changes the security standard from the Processor's sole discretion to an objective standard of measures appropriate to the risk, and removes the prohibition on Controller-requested measures. This protects the Controller because Article 32 UK GDPR requires a level of security appropriate to the risk rather than whatever the processor decides.</w:t>
       </w:r>
     </w:p>
   </w:comment>
-  <w:comment w:id="8" w:author="LQ.AI Commercial counsel" w:date="2026-06-24T09:26:17Z" w:initials="LCC">
+  <w:comment w:id="8" w:author="LQ.AI Commercial counsel" w:date="2026-06-24T13:20:28Z" w:initials="LCC">
     <w:p>
       <w:pPr>
         <w:pStyle w:val="CommentText"/>
@@ -581,11 +702,11 @@
         <w:annotationRef/>
       </w:r>
       <w:r>
-        <w:t>Art 32 GDPR requires measures appropriate to risk using a multi-factor assessment — the Processor's sole discretion standard is inconsistent with the GDPR and must be replaced.</w:t>
+        <w:t>This edit changes the sub-processor clause from unilateral Processor discretion to a requirement for prior written authorisation, plus adds a notification and objection mechanism and full Processor liability for sub-processors. This protects the Controller because Article 28(2) and 28(4) UK GDPR require both prior authorisation and retained processor liability.</w:t>
       </w:r>
     </w:p>
   </w:comment>
-  <w:comment w:id="9" w:author="LQ.AI Commercial counsel" w:date="2026-06-24T09:26:17Z" w:initials="LCC">
+  <w:comment w:id="9" w:author="LQ.AI Commercial counsel" w:date="2026-06-24T13:20:28Z" w:initials="LCC">
     <w:p>
       <w:pPr>
         <w:pStyle w:val="CommentText"/>
@@ -597,11 +718,11 @@
         <w:annotationRef/>
       </w:r>
       <w:r>
-        <w:t>Art 28(2)-(4) GDPR require prior written authorisation, notification of changes, equivalent contractual protections, and retained processor liability for sub-processors — all of which the original waived.</w:t>
+        <w:t>The original clause grants an unrestricted right to use Controller Personal Data for model training, analytics, and product improvement. This is the antithesis of the controller-processor framework under data protection law and requires a full reversal to protect the Controller's data from being used for the Processor's own commercial benefit.</w:t>
       </w:r>
     </w:p>
   </w:comment>
-  <w:comment w:id="10" w:author="LQ.AI Commercial counsel" w:date="2026-06-24T09:26:17Z" w:initials="LCC">
+  <w:comment w:id="10" w:author="LQ.AI Commercial counsel" w:date="2026-06-24T13:20:28Z" w:initials="LCC">
     <w:p>
       <w:pPr>
         <w:pStyle w:val="CommentText"/>
@@ -613,71 +734,7 @@
         <w:annotationRef/>
       </w:r>
       <w:r>
-        <w:t>Art 28(2) GDPR requires controller authorisation for sub-processors — this reverses the permissive grant to protect the Controller's right to approve subcontractors.</w:t>
-      </w:r>
-    </w:p>
-  </w:comment>
-  <w:comment w:id="11" w:author="LQ.AI Commercial counsel" w:date="2026-06-24T09:26:17Z" w:initials="LCC">
-    <w:p>
-      <w:pPr>
-        <w:pStyle w:val="CommentText"/>
-      </w:pPr>
-      <w:r>
-        <w:rPr>
-          <w:rStyle w:val="CommentReference"/>
-        </w:rPr>
-        <w:annotationRef/>
-      </w:r>
-      <w:r>
-        <w:t>Strikes the Processor's express right to use the Controller's personal data for its own model training and analytics purposes, which is incompatible with the role of a data processor under Article 28(10) of the GDPR and must be removed entirely.</w:t>
-      </w:r>
-    </w:p>
-  </w:comment>
-  <w:comment w:id="12" w:author="LQ.AI Commercial counsel" w:date="2026-06-24T09:26:17Z" w:initials="LCC">
-    <w:p>
-      <w:pPr>
-        <w:pStyle w:val="CommentText"/>
-      </w:pPr>
-      <w:r>
-        <w:rPr>
-          <w:rStyle w:val="CommentReference"/>
-        </w:rPr>
-        <w:annotationRef/>
-      </w:r>
-      <w:r>
-        <w:t>A processor may not use controller data for its own product development — this reverses the model-training grant to protect the Controller's data from commercial exploitation.</w:t>
-      </w:r>
-    </w:p>
-  </w:comment>
-  <w:comment w:id="13" w:author="LQ.AI Commercial counsel" w:date="2026-06-24T09:26:17Z" w:initials="LCC">
-    <w:p>
-      <w:pPr>
-        <w:pStyle w:val="CommentText"/>
-      </w:pPr>
-      <w:r>
-        <w:rPr>
-          <w:rStyle w:val="CommentReference"/>
-        </w:rPr>
-        <w:annotationRef/>
-      </w:r>
-      <w:r>
-        <w:t>A processor must not process personal data for its own business purposes per Art 28(10) GDPR. This reverses the grant of self-serving use to protect the Controller's data.</w:t>
-      </w:r>
-    </w:p>
-  </w:comment>
-  <w:comment w:id="14" w:author="LQ.AI Commercial counsel" w:date="2026-06-24T09:26:17Z" w:initials="LCC">
-    <w:p>
-      <w:pPr>
-        <w:pStyle w:val="CommentText"/>
-      </w:pPr>
-      <w:r>
-        <w:rPr>
-          <w:rStyle w:val="CommentReference"/>
-        </w:rPr>
-        <w:annotationRef/>
-      </w:r>
-      <w:r>
-        <w:t>Art 28(3)(a) GDPR requires the processor to act only on the controller's documented instructions, not on its own policies. This replaces the self-serving standard with the statutory test.</w:t>
+        <w:t>This edit changes the processing instruction from the Processor's own policies to the Controller's documented instructions, and removes the right to process for the Processor's own business purposes. This protects the Controller because Article 28(3)(a) UK GDPR requires a processor to process personal data only on documented instructions from the controller.</w:t>
       </w:r>
     </w:p>
   </w:comment>
@@ -686,58 +743,46 @@
 
 <file path=word/commentsExtended1.xml><?xml version="1.0" encoding="utf-8"?>
 <w15:commentsEx xmlns:w15="http://schemas.microsoft.com/office/word/2012/wordml">
-  <w15:commentEx w15:paraId="4FBDB990" w15:done="0"/>
-  <w15:commentEx w15:paraId="43D9769A" w15:done="0"/>
-  <w15:commentEx w15:paraId="6D1910E9" w15:done="0"/>
-  <w15:commentEx w15:paraId="2A3BF48E" w15:done="0"/>
-  <w15:commentEx w15:paraId="A37EBA02" w15:done="0"/>
-  <w15:commentEx w15:paraId="BB55952A" w15:done="0"/>
-  <w15:commentEx w15:paraId="D758D549" w15:done="0"/>
-  <w15:commentEx w15:paraId="76DA8483" w15:done="0"/>
-  <w15:commentEx w15:paraId="3F795BCB" w15:done="0"/>
-  <w15:commentEx w15:paraId="53D04103" w15:done="0"/>
-  <w15:commentEx w15:paraId="B039DC63" w15:done="0"/>
-  <w15:commentEx w15:paraId="969F51D9" w15:done="0"/>
-  <w15:commentEx w15:paraId="60CC1320" w15:done="0"/>
-  <w15:commentEx w15:paraId="2DD3682A" w15:done="0"/>
+  <w15:commentEx w15:paraId="9BF8F7A7" w15:done="0"/>
+  <w15:commentEx w15:paraId="6A1B090B" w15:done="0"/>
+  <w15:commentEx w15:paraId="D171A3D9" w15:done="0"/>
+  <w15:commentEx w15:paraId="603E234C" w15:done="0"/>
+  <w15:commentEx w15:paraId="6FAE23AB" w15:done="0"/>
+  <w15:commentEx w15:paraId="9D3A293A" w15:done="0"/>
+  <w15:commentEx w15:paraId="1037D345" w15:done="0"/>
+  <w15:commentEx w15:paraId="AFB16103" w15:done="0"/>
+  <w15:commentEx w15:paraId="0D54B3A8" w15:done="0"/>
+  <w15:commentEx w15:paraId="65191A8B" w15:done="0"/>
 </w15:commentsEx>
 </file>
 
 <file path=word/commentsExtensible1.xml><?xml version="1.0" encoding="utf-8"?>
 <w16cex:commentsExtensible xmlns:w16cex="http://schemas.microsoft.com/office/word/2018/wordml/cex">
-  <w16cex:commentExtensible w16cex:durableId="EE2BD5C7" w16cex:dateUtc="2026-06-24T09:26:17Z"/>
-  <w16cex:commentExtensible w16cex:durableId="66B92000" w16cex:dateUtc="2026-06-24T09:26:17Z"/>
-  <w16cex:commentExtensible w16cex:durableId="6D866704" w16cex:dateUtc="2026-06-24T09:26:17Z"/>
-  <w16cex:commentExtensible w16cex:durableId="3B7C6A11" w16cex:dateUtc="2026-06-24T09:26:17Z"/>
-  <w16cex:commentExtensible w16cex:durableId="09DCD7F2" w16cex:dateUtc="2026-06-24T09:26:17Z"/>
-  <w16cex:commentExtensible w16cex:durableId="8475E103" w16cex:dateUtc="2026-06-24T09:26:17Z"/>
-  <w16cex:commentExtensible w16cex:durableId="2DA2A2AE" w16cex:dateUtc="2026-06-24T09:26:17Z"/>
-  <w16cex:commentExtensible w16cex:durableId="65809FD4" w16cex:dateUtc="2026-06-24T09:26:17Z"/>
-  <w16cex:commentExtensible w16cex:durableId="88289C24" w16cex:dateUtc="2026-06-24T09:26:17Z"/>
-  <w16cex:commentExtensible w16cex:durableId="4886E970" w16cex:dateUtc="2026-06-24T09:26:17Z"/>
-  <w16cex:commentExtensible w16cex:durableId="ED450954" w16cex:dateUtc="2026-06-24T09:26:17Z"/>
-  <w16cex:commentExtensible w16cex:durableId="09AD3A6D" w16cex:dateUtc="2026-06-24T09:26:17Z"/>
-  <w16cex:commentExtensible w16cex:durableId="DE537722" w16cex:dateUtc="2026-06-24T09:26:17Z"/>
-  <w16cex:commentExtensible w16cex:durableId="C64ED5B7" w16cex:dateUtc="2026-06-24T09:26:17Z"/>
+  <w16cex:commentExtensible w16cex:durableId="F55FF651" w16cex:dateUtc="2026-06-24T13:20:28Z"/>
+  <w16cex:commentExtensible w16cex:durableId="6C4F35BB" w16cex:dateUtc="2026-06-24T13:20:28Z"/>
+  <w16cex:commentExtensible w16cex:durableId="A74D3D96" w16cex:dateUtc="2026-06-24T13:20:28Z"/>
+  <w16cex:commentExtensible w16cex:durableId="6D267B21" w16cex:dateUtc="2026-06-24T13:20:28Z"/>
+  <w16cex:commentExtensible w16cex:durableId="981729ED" w16cex:dateUtc="2026-06-24T13:20:28Z"/>
+  <w16cex:commentExtensible w16cex:durableId="E52EC539" w16cex:dateUtc="2026-06-24T13:20:28Z"/>
+  <w16cex:commentExtensible w16cex:durableId="D45D3646" w16cex:dateUtc="2026-06-24T13:20:28Z"/>
+  <w16cex:commentExtensible w16cex:durableId="9066C4CA" w16cex:dateUtc="2026-06-24T13:20:28Z"/>
+  <w16cex:commentExtensible w16cex:durableId="AD097C6A" w16cex:dateUtc="2026-06-24T13:20:28Z"/>
+  <w16cex:commentExtensible w16cex:durableId="A228FA13" w16cex:dateUtc="2026-06-24T13:20:28Z"/>
 </w16cex:commentsExtensible>
 </file>
 
 <file path=word/commentsIds1.xml><?xml version="1.0" encoding="utf-8"?>
 <w16cid:commentsIds xmlns:w16cid="http://schemas.microsoft.com/office/word/2016/wordml/cid">
-  <w16cid:commentId w16cid:paraId="4FBDB990" w16cid:durableId="EE2BD5C7"/>
-  <w16cid:commentId w16cid:paraId="43D9769A" w16cid:durableId="66B92000"/>
-  <w16cid:commentId w16cid:paraId="6D1910E9" w16cid:durableId="6D866704"/>
-  <w16cid:commentId w16cid:paraId="2A3BF48E" w16cid:durableId="3B7C6A11"/>
-  <w16cid:commentId w16cid:paraId="A37EBA02" w16cid:durableId="09DCD7F2"/>
-  <w16cid:commentId w16cid:paraId="BB55952A" w16cid:durableId="8475E103"/>
-  <w16cid:commentId w16cid:paraId="D758D549" w16cid:durableId="2DA2A2AE"/>
-  <w16cid:commentId w16cid:paraId="76DA8483" w16cid:durableId="65809FD4"/>
-  <w16cid:commentId w16cid:paraId="3F795BCB" w16cid:durableId="88289C24"/>
-  <w16cid:commentId w16cid:paraId="53D04103" w16cid:durableId="4886E970"/>
-  <w16cid:commentId w16cid:paraId="B039DC63" w16cid:durableId="ED450954"/>
-  <w16cid:commentId w16cid:paraId="969F51D9" w16cid:durableId="09AD3A6D"/>
-  <w16cid:commentId w16cid:paraId="60CC1320" w16cid:durableId="DE537722"/>
-  <w16cid:commentId w16cid:paraId="2DD3682A" w16cid:durableId="C64ED5B7"/>
+  <w16cid:commentId w16cid:paraId="9BF8F7A7" w16cid:durableId="F55FF651"/>
+  <w16cid:commentId w16cid:paraId="6A1B090B" w16cid:durableId="6C4F35BB"/>
+  <w16cid:commentId w16cid:paraId="D171A3D9" w16cid:durableId="A74D3D96"/>
+  <w16cid:commentId w16cid:paraId="603E234C" w16cid:durableId="6D267B21"/>
+  <w16cid:commentId w16cid:paraId="6FAE23AB" w16cid:durableId="981729ED"/>
+  <w16cid:commentId w16cid:paraId="9D3A293A" w16cid:durableId="E52EC539"/>
+  <w16cid:commentId w16cid:paraId="1037D345" w16cid:durableId="D45D3646"/>
+  <w16cid:commentId w16cid:paraId="AFB16103" w16cid:durableId="9066C4CA"/>
+  <w16cid:commentId w16cid:paraId="0D54B3A8" w16cid:durableId="AD097C6A"/>
+  <w16cid:commentId w16cid:paraId="65191A8B" w16cid:durableId="A228FA13"/>
 </w16cid:commentsIds>
 </file>
 
